--- a/러시아 인권변호사/4부/4부_2화_올가의_옥중_투쟁.docx
+++ b/러시아 인권변호사/4부/4부_2화_올가의_옥중_투쟁.docx
@@ -207,7 +207,7 @@
           <w:i w:val="0"/>
           <w:sz w:val="22"/>
         </w:rPr>
-        <w:t xml:space="preserve">Гребенщиков: </w:t>
+        <w:t xml:space="preserve">Лёша: </w:t>
       </w:r>
       <w:r>
         <w:rPr>
@@ -216,7 +216,7 @@
           <w:i w:val="0"/>
           <w:sz w:val="22"/>
         </w:rPr>
-        <w:t>Алексей Николаевич, прежде чем вы сорвётесь в колонию, одна мысль. Если вы поедете, это станет главной новостью дня. И вас обвинят в том, что вы делаете политику на чужом голоде.</w:t>
+        <w:t>А что говорит сам адвокат? Как она?</w:t>
       </w:r>
     </w:p>
     <w:p>
@@ -230,7 +230,7 @@
           <w:i w:val="0"/>
           <w:sz w:val="22"/>
         </w:rPr>
-        <w:t xml:space="preserve">Лёша: </w:t>
+        <w:t xml:space="preserve">Катя: </w:t>
       </w:r>
       <w:r>
         <w:rPr>
@@ -239,7 +239,7 @@
           <w:i w:val="0"/>
           <w:sz w:val="22"/>
         </w:rPr>
-        <w:t>А если не поеду, Анатолий Викторович, меня обвинит собственная совесть. Её я боюсь больше, чем государственных каналов.</w:t>
+        <w:t>Говорит — держится прямо, шутит, пьёт только воду. И просила передать вам, чтобы вы не приезжали.</w:t>
       </w:r>
     </w:p>
     <w:p>
@@ -253,7 +253,7 @@
           <w:i w:val="0"/>
           <w:sz w:val="22"/>
         </w:rPr>
-        <w:t xml:space="preserve">Гребенщиков: </w:t>
+        <w:t xml:space="preserve">Лёша: </w:t>
       </w:r>
       <w:r>
         <w:rPr>
@@ -263,7 +263,7 @@
           <w:color w:val="555555"/>
           <w:sz w:val="22"/>
         </w:rPr>
-        <w:t>(вздыхает)</w:t>
+        <w:t>(горько усмехается)</w:t>
       </w:r>
       <w:r>
         <w:rPr>
@@ -272,7 +272,132 @@
           <w:i w:val="0"/>
           <w:sz w:val="22"/>
         </w:rPr>
+        <w:t xml:space="preserve"> Значит, точно надо ехать.</w:t>
+      </w:r>
+    </w:p>
+    <w:p>
+      <w:pPr>
+        <w:spacing w:before="0" w:after="110" w:line="300" w:lineRule="auto"/>
+      </w:pPr>
+      <w:r>
+        <w:rPr>
+          <w:rFonts w:ascii="Times New Roman" w:hAnsi="Times New Roman" w:eastAsia="Malgun Gothic"/>
+          <w:b/>
+          <w:i w:val="0"/>
+          <w:sz w:val="22"/>
+        </w:rPr>
+        <w:t xml:space="preserve">Гребенщиков: </w:t>
+      </w:r>
+      <w:r>
+        <w:rPr>
+          <w:rFonts w:ascii="Times New Roman" w:hAnsi="Times New Roman" w:eastAsia="Malgun Gothic"/>
+          <w:b w:val="0"/>
+          <w:i w:val="0"/>
+          <w:sz w:val="22"/>
+        </w:rPr>
+        <w:t>Алексей Николаевич, прежде чем вы сорвётесь в колонию, одна мысль. Если вы поедете, это станет главной новостью дня. И вас обвинят в том, что вы делаете политику на чужом голоде.</w:t>
+      </w:r>
+    </w:p>
+    <w:p>
+      <w:pPr>
+        <w:spacing w:before="0" w:after="110" w:line="300" w:lineRule="auto"/>
+      </w:pPr>
+      <w:r>
+        <w:rPr>
+          <w:rFonts w:ascii="Times New Roman" w:hAnsi="Times New Roman" w:eastAsia="Malgun Gothic"/>
+          <w:b/>
+          <w:i w:val="0"/>
+          <w:sz w:val="22"/>
+        </w:rPr>
+        <w:t xml:space="preserve">Лёша: </w:t>
+      </w:r>
+      <w:r>
+        <w:rPr>
+          <w:rFonts w:ascii="Times New Roman" w:hAnsi="Times New Roman" w:eastAsia="Malgun Gothic"/>
+          <w:b w:val="0"/>
+          <w:i w:val="0"/>
+          <w:sz w:val="22"/>
+        </w:rPr>
+        <w:t>А если не поеду, Анатолий Викторович, меня обвинит собственная совесть. Её я боюсь больше, чем государственных каналов.</w:t>
+      </w:r>
+    </w:p>
+    <w:p>
+      <w:pPr>
+        <w:spacing w:before="0" w:after="110" w:line="300" w:lineRule="auto"/>
+      </w:pPr>
+      <w:r>
+        <w:rPr>
+          <w:rFonts w:ascii="Times New Roman" w:hAnsi="Times New Roman" w:eastAsia="Malgun Gothic"/>
+          <w:b/>
+          <w:i w:val="0"/>
+          <w:sz w:val="22"/>
+        </w:rPr>
+        <w:t xml:space="preserve">Гребенщиков: </w:t>
+      </w:r>
+      <w:r>
+        <w:rPr>
+          <w:rFonts w:ascii="Times New Roman" w:hAnsi="Times New Roman" w:eastAsia="Malgun Gothic"/>
+          <w:b w:val="0"/>
+          <w:i/>
+          <w:color w:val="555555"/>
+          <w:sz w:val="22"/>
+        </w:rPr>
+        <w:t>(вздыхает)</w:t>
+      </w:r>
+      <w:r>
+        <w:rPr>
+          <w:rFonts w:ascii="Times New Roman" w:hAnsi="Times New Roman" w:eastAsia="Malgun Gothic"/>
+          <w:b w:val="0"/>
+          <w:i w:val="0"/>
+          <w:sz w:val="22"/>
+        </w:rPr>
         <w:t xml:space="preserve"> Тогда хотя бы без камер у ворот.</w:t>
+      </w:r>
+    </w:p>
+    <w:p>
+      <w:pPr>
+        <w:spacing w:before="0" w:after="110" w:line="300" w:lineRule="auto"/>
+      </w:pPr>
+      <w:r>
+        <w:rPr>
+          <w:rFonts w:ascii="Times New Roman" w:hAnsi="Times New Roman" w:eastAsia="Malgun Gothic"/>
+          <w:b/>
+          <w:i w:val="0"/>
+          <w:sz w:val="22"/>
+        </w:rPr>
+        <w:t xml:space="preserve">Катя: </w:t>
+      </w:r>
+      <w:r>
+        <w:rPr>
+          <w:rFonts w:ascii="Times New Roman" w:hAnsi="Times New Roman" w:eastAsia="Malgun Gothic"/>
+          <w:b w:val="0"/>
+          <w:i w:val="0"/>
+          <w:sz w:val="22"/>
+        </w:rPr>
+        <w:t>Камеры там будут и без нас, Анатолий Викторович. Мюллер уже звонила, спрашивала, правда ли это.</w:t>
+      </w:r>
+    </w:p>
+    <w:p>
+      <w:pPr>
+        <w:spacing w:before="0" w:after="110" w:line="300" w:lineRule="auto"/>
+      </w:pPr>
+      <w:r>
+        <w:rPr>
+          <w:rFonts w:ascii="Times New Roman" w:hAnsi="Times New Roman" w:eastAsia="Malgun Gothic"/>
+          <w:b/>
+          <w:i w:val="0"/>
+          <w:sz w:val="22"/>
+        </w:rPr>
+        <w:t xml:space="preserve">Гребенщиков: </w:t>
+      </w:r>
+      <w:r>
+        <w:rPr>
+          <w:rFonts w:ascii="Times New Roman" w:hAnsi="Times New Roman" w:eastAsia="Malgun Gothic"/>
+          <w:b w:val="0"/>
+          <w:i w:val="0"/>
+          <w:sz w:val="22"/>
+        </w:rPr>
+        <w:t>Тогда пусть хоть снимут, как он входит, а не как он выступает у забора.</w:t>
       </w:r>
     </w:p>
     <w:p>
@@ -472,6 +597,108 @@
           <w:i w:val="0"/>
           <w:sz w:val="22"/>
         </w:rPr>
+        <w:t>Не обязаны. Но вправе. И если завтра её давление упадёт ниже того, что пишет ваш медпункт, отвечать будете вы, а не инструкция.</w:t>
+      </w:r>
+    </w:p>
+    <w:p>
+      <w:pPr>
+        <w:spacing w:before="0" w:after="110" w:line="300" w:lineRule="auto"/>
+      </w:pPr>
+      <w:r>
+        <w:rPr>
+          <w:rFonts w:ascii="Times New Roman" w:hAnsi="Times New Roman" w:eastAsia="Malgun Gothic"/>
+          <w:b/>
+          <w:i w:val="0"/>
+          <w:sz w:val="22"/>
+        </w:rPr>
+        <w:t xml:space="preserve">Бурмистров: </w:t>
+      </w:r>
+      <w:r>
+        <w:rPr>
+          <w:rFonts w:ascii="Times New Roman" w:hAnsi="Times New Roman" w:eastAsia="Malgun Gothic"/>
+          <w:b w:val="0"/>
+          <w:i w:val="0"/>
+          <w:sz w:val="22"/>
+        </w:rPr>
+        <w:t>Вы мне угрожаете, Алексей Николаевич?</w:t>
+      </w:r>
+    </w:p>
+    <w:p>
+      <w:pPr>
+        <w:spacing w:before="0" w:after="110" w:line="300" w:lineRule="auto"/>
+      </w:pPr>
+      <w:r>
+        <w:rPr>
+          <w:rFonts w:ascii="Times New Roman" w:hAnsi="Times New Roman" w:eastAsia="Malgun Gothic"/>
+          <w:b/>
+          <w:i w:val="0"/>
+          <w:sz w:val="22"/>
+        </w:rPr>
+        <w:t xml:space="preserve">Лёша: </w:t>
+      </w:r>
+      <w:r>
+        <w:rPr>
+          <w:rFonts w:ascii="Times New Roman" w:hAnsi="Times New Roman" w:eastAsia="Malgun Gothic"/>
+          <w:b w:val="0"/>
+          <w:i w:val="0"/>
+          <w:sz w:val="22"/>
+        </w:rPr>
+        <w:t>Я вам объясняю, Анатолий Ильич. Угрожать мне нечем, у меня нет ни одной должности в вашей системе. Есть только люди, которые завтра спросят, почему её никто не увидел.</w:t>
+      </w:r>
+    </w:p>
+    <w:p>
+      <w:pPr>
+        <w:spacing w:before="0" w:after="110" w:line="300" w:lineRule="auto"/>
+      </w:pPr>
+      <w:r>
+        <w:rPr>
+          <w:rFonts w:ascii="Times New Roman" w:hAnsi="Times New Roman" w:eastAsia="Malgun Gothic"/>
+          <w:b/>
+          <w:i w:val="0"/>
+          <w:sz w:val="22"/>
+        </w:rPr>
+        <w:t xml:space="preserve">Бурмистров: </w:t>
+      </w:r>
+      <w:r>
+        <w:rPr>
+          <w:rFonts w:ascii="Times New Roman" w:hAnsi="Times New Roman" w:eastAsia="Malgun Gothic"/>
+          <w:b w:val="0"/>
+          <w:i/>
+          <w:color w:val="555555"/>
+          <w:sz w:val="22"/>
+        </w:rPr>
+        <w:t>(устало)</w:t>
+      </w:r>
+      <w:r>
+        <w:rPr>
+          <w:rFonts w:ascii="Times New Roman" w:hAnsi="Times New Roman" w:eastAsia="Malgun Gothic"/>
+          <w:b w:val="0"/>
+          <w:i w:val="0"/>
+          <w:sz w:val="22"/>
+        </w:rPr>
+        <w:t xml:space="preserve"> Все они спрашивают. Никто из них здесь не работает.</w:t>
+      </w:r>
+    </w:p>
+    <w:p>
+      <w:pPr>
+        <w:spacing w:before="0" w:after="110" w:line="300" w:lineRule="auto"/>
+      </w:pPr>
+      <w:r>
+        <w:rPr>
+          <w:rFonts w:ascii="Times New Roman" w:hAnsi="Times New Roman" w:eastAsia="Malgun Gothic"/>
+          <w:b/>
+          <w:i w:val="0"/>
+          <w:sz w:val="22"/>
+        </w:rPr>
+        <w:t xml:space="preserve">Лёша: </w:t>
+      </w:r>
+      <w:r>
+        <w:rPr>
+          <w:rFonts w:ascii="Times New Roman" w:hAnsi="Times New Roman" w:eastAsia="Malgun Gothic"/>
+          <w:b w:val="0"/>
+          <w:i w:val="0"/>
+          <w:sz w:val="22"/>
+        </w:rPr>
         <w:t>Тогда решайте, что вам проще объяснить прессе завтра утром: почему вы отказали в свидании человеку, объявившему голодовку, или почему вы его всё-таки разрешили.</w:t>
       </w:r>
     </w:p>
@@ -804,7 +1031,7 @@
           <w:i w:val="0"/>
           <w:sz w:val="22"/>
         </w:rPr>
-        <w:t>Знаете, что я здесь перечитала? Ахматову. «Я была тогда с моим народом, там, где мой народ, к несчастью, был». Она писала это про тюремные очереди. А я теперь сама по эту сторону очереди.</w:t>
+        <w:t>Как ваша мама?</w:t>
       </w:r>
     </w:p>
     <w:p>
@@ -827,7 +1054,7 @@
           <w:i w:val="0"/>
           <w:sz w:val="22"/>
         </w:rPr>
-        <w:t>Вы всегда были там, где ваш народ. В Тайболе, в судах, на той дороге.</w:t>
+        <w:t>Держится. Говорит, что я похудел. Это у неё главный показатель моей политической карьеры.</w:t>
       </w:r>
     </w:p>
     <w:p>
@@ -847,10 +1074,20 @@
         <w:rPr>
           <w:rFonts w:ascii="Times New Roman" w:hAnsi="Times New Roman" w:eastAsia="Malgun Gothic"/>
           <w:b w:val="0"/>
+          <w:i/>
+          <w:color w:val="555555"/>
+          <w:sz w:val="22"/>
+        </w:rPr>
+        <w:t>(смеётся, потом закашливается)</w:t>
+      </w:r>
+      <w:r>
+        <w:rPr>
+          <w:rFonts w:ascii="Times New Roman" w:hAnsi="Times New Roman" w:eastAsia="Malgun Gothic"/>
+          <w:b w:val="0"/>
           <w:i w:val="0"/>
           <w:sz w:val="22"/>
         </w:rPr>
-        <w:t>Вот и сейчас я там, где он есть. Не отнимайте у меня этого, Алексей. Лучше помогите.</w:t>
+        <w:t xml:space="preserve"> Передайте ей, что я тоже похудела. Нам обеим есть за что ругать правительство.</w:t>
       </w:r>
     </w:p>
     <w:p>
@@ -873,7 +1110,7 @@
           <w:i w:val="0"/>
           <w:sz w:val="22"/>
         </w:rPr>
-        <w:t>Что мне сделать?</w:t>
+        <w:t>Передам. Она будет ругаться за двоих.</w:t>
       </w:r>
     </w:p>
     <w:p>
@@ -896,7 +1133,7 @@
           <w:i w:val="0"/>
           <w:sz w:val="22"/>
         </w:rPr>
-        <w:t>Не давайте им превратить это в историю про несчастную старуху. Это история про землю и про закон. Про чолканов. Не про меня.</w:t>
+        <w:t>Знаете, что я здесь перечитала? Тютчева. В библиотеке колонии, между прочим, нашёлся. «Не то, что мните вы, природа: не слепок, не бездушный лик — в ней есть душа, в ней есть свобода, в ней есть любовь, в ней есть язык».</w:t>
       </w:r>
     </w:p>
     <w:p>
@@ -919,7 +1156,281 @@
           <w:i w:val="0"/>
           <w:sz w:val="22"/>
         </w:rPr>
+        <w:t>Вы читали мне это когда-то. В Тайболе, у костра.</w:t>
+      </w:r>
+    </w:p>
+    <w:p>
+      <w:pPr>
+        <w:spacing w:before="0" w:after="110" w:line="300" w:lineRule="auto"/>
+      </w:pPr>
+      <w:r>
+        <w:rPr>
+          <w:rFonts w:ascii="Times New Roman" w:hAnsi="Times New Roman" w:eastAsia="Malgun Gothic"/>
+          <w:b/>
+          <w:i w:val="0"/>
+          <w:sz w:val="22"/>
+        </w:rPr>
+        <w:t xml:space="preserve">Ольга: </w:t>
+      </w:r>
+      <w:r>
+        <w:rPr>
+          <w:rFonts w:ascii="Times New Roman" w:hAnsi="Times New Roman" w:eastAsia="Malgun Gothic"/>
+          <w:b w:val="0"/>
+          <w:i w:val="0"/>
+          <w:sz w:val="22"/>
+        </w:rPr>
+        <w:t xml:space="preserve">Помните? </w:t>
+      </w:r>
+      <w:r>
+        <w:rPr>
+          <w:rFonts w:ascii="Times New Roman" w:hAnsi="Times New Roman" w:eastAsia="Malgun Gothic"/>
+          <w:b w:val="0"/>
+          <w:i/>
+          <w:color w:val="555555"/>
+          <w:sz w:val="22"/>
+        </w:rPr>
+        <w:t>(улыбается)</w:t>
+      </w:r>
+      <w:r>
+        <w:rPr>
+          <w:rFonts w:ascii="Times New Roman" w:hAnsi="Times New Roman" w:eastAsia="Malgun Gothic"/>
+          <w:b w:val="0"/>
+          <w:i w:val="0"/>
+          <w:sz w:val="22"/>
+        </w:rPr>
+        <w:t xml:space="preserve"> Вот инженеры «Литвиновметалла» думают, что Тайбола — слепок. Запасы, тонны, кубометры. А у неё есть язык, Алексей. Просто его понимают только те, кто там живёт.</w:t>
+      </w:r>
+    </w:p>
+    <w:p>
+      <w:pPr>
+        <w:spacing w:before="0" w:after="110" w:line="300" w:lineRule="auto"/>
+      </w:pPr>
+      <w:r>
+        <w:rPr>
+          <w:rFonts w:ascii="Times New Roman" w:hAnsi="Times New Roman" w:eastAsia="Malgun Gothic"/>
+          <w:b/>
+          <w:i w:val="0"/>
+          <w:sz w:val="22"/>
+        </w:rPr>
+        <w:t xml:space="preserve">Лёша: </w:t>
+      </w:r>
+      <w:r>
+        <w:rPr>
+          <w:rFonts w:ascii="Times New Roman" w:hAnsi="Times New Roman" w:eastAsia="Malgun Gothic"/>
+          <w:b w:val="0"/>
+          <w:i w:val="0"/>
+          <w:sz w:val="22"/>
+        </w:rPr>
+        <w:t>И теперь вы хотите, чтобы этот язык услышали отсюда.</w:t>
+      </w:r>
+    </w:p>
+    <w:p>
+      <w:pPr>
+        <w:spacing w:before="0" w:after="110" w:line="300" w:lineRule="auto"/>
+      </w:pPr>
+      <w:r>
+        <w:rPr>
+          <w:rFonts w:ascii="Times New Roman" w:hAnsi="Times New Roman" w:eastAsia="Malgun Gothic"/>
+          <w:b/>
+          <w:i w:val="0"/>
+          <w:sz w:val="22"/>
+        </w:rPr>
+        <w:t xml:space="preserve">Ольга: </w:t>
+      </w:r>
+      <w:r>
+        <w:rPr>
+          <w:rFonts w:ascii="Times New Roman" w:hAnsi="Times New Roman" w:eastAsia="Malgun Gothic"/>
+          <w:b w:val="0"/>
+          <w:i w:val="0"/>
+          <w:sz w:val="22"/>
+        </w:rPr>
+        <w:t>Отсюда слышнее, как ни странно. Голодный человек за решёткой — это единственное, что в этой стране ещё слышат. Не отнимайте у меня этого, Алексей. Лучше помогите.</w:t>
+      </w:r>
+    </w:p>
+    <w:p>
+      <w:pPr>
+        <w:spacing w:before="0" w:after="110" w:line="300" w:lineRule="auto"/>
+      </w:pPr>
+      <w:r>
+        <w:rPr>
+          <w:rFonts w:ascii="Times New Roman" w:hAnsi="Times New Roman" w:eastAsia="Malgun Gothic"/>
+          <w:b/>
+          <w:i w:val="0"/>
+          <w:sz w:val="22"/>
+        </w:rPr>
+        <w:t xml:space="preserve">Лёша: </w:t>
+      </w:r>
+      <w:r>
+        <w:rPr>
+          <w:rFonts w:ascii="Times New Roman" w:hAnsi="Times New Roman" w:eastAsia="Malgun Gothic"/>
+          <w:b w:val="0"/>
+          <w:i w:val="0"/>
+          <w:sz w:val="22"/>
+        </w:rPr>
+        <w:t>Что мне сделать?</w:t>
+      </w:r>
+    </w:p>
+    <w:p>
+      <w:pPr>
+        <w:spacing w:before="0" w:after="110" w:line="300" w:lineRule="auto"/>
+      </w:pPr>
+      <w:r>
+        <w:rPr>
+          <w:rFonts w:ascii="Times New Roman" w:hAnsi="Times New Roman" w:eastAsia="Malgun Gothic"/>
+          <w:b/>
+          <w:i w:val="0"/>
+          <w:sz w:val="22"/>
+        </w:rPr>
+        <w:t xml:space="preserve">Ольга: </w:t>
+      </w:r>
+      <w:r>
+        <w:rPr>
+          <w:rFonts w:ascii="Times New Roman" w:hAnsi="Times New Roman" w:eastAsia="Malgun Gothic"/>
+          <w:b w:val="0"/>
+          <w:i w:val="0"/>
+          <w:sz w:val="22"/>
+        </w:rPr>
+        <w:t>Не давайте им превратить это в историю про несчастную старуху. Это история про землю и про закон. Про чолканов. Не про меня.</w:t>
+      </w:r>
+    </w:p>
+    <w:p>
+      <w:pPr>
+        <w:spacing w:before="0" w:after="110" w:line="300" w:lineRule="auto"/>
+      </w:pPr>
+      <w:r>
+        <w:rPr>
+          <w:rFonts w:ascii="Times New Roman" w:hAnsi="Times New Roman" w:eastAsia="Malgun Gothic"/>
+          <w:b/>
+          <w:i w:val="0"/>
+          <w:sz w:val="22"/>
+        </w:rPr>
+        <w:t xml:space="preserve">Лёша: </w:t>
+      </w:r>
+      <w:r>
+        <w:rPr>
+          <w:rFonts w:ascii="Times New Roman" w:hAnsi="Times New Roman" w:eastAsia="Malgun Gothic"/>
+          <w:b w:val="0"/>
+          <w:i w:val="0"/>
+          <w:sz w:val="22"/>
+        </w:rPr>
         <w:t>Обещаю.</w:t>
+      </w:r>
+    </w:p>
+    <w:p>
+      <w:pPr>
+        <w:spacing w:before="0" w:after="110" w:line="300" w:lineRule="auto"/>
+      </w:pPr>
+      <w:r>
+        <w:rPr>
+          <w:rFonts w:ascii="Times New Roman" w:hAnsi="Times New Roman" w:eastAsia="Malgun Gothic"/>
+          <w:b/>
+          <w:i w:val="0"/>
+          <w:sz w:val="22"/>
+        </w:rPr>
+        <w:t xml:space="preserve">Ольга: </w:t>
+      </w:r>
+      <w:r>
+        <w:rPr>
+          <w:rFonts w:ascii="Times New Roman" w:hAnsi="Times New Roman" w:eastAsia="Malgun Gothic"/>
+          <w:b w:val="0"/>
+          <w:i w:val="0"/>
+          <w:sz w:val="22"/>
+        </w:rPr>
+        <w:t>И ещё. Сидорова, врач. Она хорошая. Не ругайте её, если придётся. Она здесь одна пишет правду, хоть и маленькими буквами.</w:t>
+      </w:r>
+    </w:p>
+    <w:p>
+      <w:pPr>
+        <w:spacing w:before="0" w:after="110" w:line="300" w:lineRule="auto"/>
+      </w:pPr>
+      <w:r>
+        <w:rPr>
+          <w:rFonts w:ascii="Times New Roman" w:hAnsi="Times New Roman" w:eastAsia="Malgun Gothic"/>
+          <w:b/>
+          <w:i w:val="0"/>
+          <w:sz w:val="22"/>
+        </w:rPr>
+        <w:t xml:space="preserve">Лёша: </w:t>
+      </w:r>
+      <w:r>
+        <w:rPr>
+          <w:rFonts w:ascii="Times New Roman" w:hAnsi="Times New Roman" w:eastAsia="Malgun Gothic"/>
+          <w:b w:val="0"/>
+          <w:i w:val="0"/>
+          <w:sz w:val="22"/>
+        </w:rPr>
+        <w:t>Не буду. Что-нибудь нужно? Книги, одеяло, что угодно?</w:t>
+      </w:r>
+    </w:p>
+    <w:p>
+      <w:pPr>
+        <w:spacing w:before="0" w:after="110" w:line="300" w:lineRule="auto"/>
+      </w:pPr>
+      <w:r>
+        <w:rPr>
+          <w:rFonts w:ascii="Times New Roman" w:hAnsi="Times New Roman" w:eastAsia="Malgun Gothic"/>
+          <w:b/>
+          <w:i w:val="0"/>
+          <w:sz w:val="22"/>
+        </w:rPr>
+        <w:t xml:space="preserve">Ольга: </w:t>
+      </w:r>
+      <w:r>
+        <w:rPr>
+          <w:rFonts w:ascii="Times New Roman" w:hAnsi="Times New Roman" w:eastAsia="Malgun Gothic"/>
+          <w:b w:val="0"/>
+          <w:i w:val="0"/>
+          <w:sz w:val="22"/>
+        </w:rPr>
+        <w:t>Мне нужна запись в суде о пересмотре. Одеяло у меня есть.</w:t>
+      </w:r>
+    </w:p>
+    <w:p>
+      <w:pPr>
+        <w:spacing w:before="0" w:after="110" w:line="300" w:lineRule="auto"/>
+      </w:pPr>
+      <w:r>
+        <w:rPr>
+          <w:rFonts w:ascii="Times New Roman" w:hAnsi="Times New Roman" w:eastAsia="Malgun Gothic"/>
+          <w:b w:val="0"/>
+          <w:i/>
+          <w:color w:val="555555"/>
+          <w:sz w:val="22"/>
+        </w:rPr>
+        <w:t>(конвоир стучит по стеклу: время)</w:t>
+      </w:r>
+    </w:p>
+    <w:p>
+      <w:pPr>
+        <w:spacing w:before="0" w:after="110" w:line="300" w:lineRule="auto"/>
+      </w:pPr>
+      <w:r>
+        <w:rPr>
+          <w:rFonts w:ascii="Times New Roman" w:hAnsi="Times New Roman" w:eastAsia="Malgun Gothic"/>
+          <w:b/>
+          <w:i w:val="0"/>
+          <w:sz w:val="22"/>
+        </w:rPr>
+        <w:t xml:space="preserve">Ольга: </w:t>
+      </w:r>
+      <w:r>
+        <w:rPr>
+          <w:rFonts w:ascii="Times New Roman" w:hAnsi="Times New Roman" w:eastAsia="Malgun Gothic"/>
+          <w:b w:val="0"/>
+          <w:i/>
+          <w:color w:val="555555"/>
+          <w:sz w:val="22"/>
+        </w:rPr>
+        <w:t>(поднимаясь, держась за стол)</w:t>
+      </w:r>
+      <w:r>
+        <w:rPr>
+          <w:rFonts w:ascii="Times New Roman" w:hAnsi="Times New Roman" w:eastAsia="Malgun Gothic"/>
+          <w:b w:val="0"/>
+          <w:i w:val="0"/>
+          <w:sz w:val="22"/>
+        </w:rPr>
+        <w:t xml:space="preserve"> Идите, Алексей. И не приезжайте больше без дела. Приезжайте с решением.</w:t>
       </w:r>
     </w:p>
     <w:p>
@@ -1027,6 +1538,52 @@
           <w:i w:val="0"/>
           <w:sz w:val="22"/>
         </w:rPr>
+        <w:t>А вы её уговаривали?</w:t>
+      </w:r>
+    </w:p>
+    <w:p>
+      <w:pPr>
+        <w:spacing w:before="0" w:after="110" w:line="300" w:lineRule="auto"/>
+      </w:pPr>
+      <w:r>
+        <w:rPr>
+          <w:rFonts w:ascii="Times New Roman" w:hAnsi="Times New Roman" w:eastAsia="Malgun Gothic"/>
+          <w:b/>
+          <w:i w:val="0"/>
+          <w:sz w:val="22"/>
+        </w:rPr>
+        <w:t xml:space="preserve">Сидорова: </w:t>
+      </w:r>
+      <w:r>
+        <w:rPr>
+          <w:rFonts w:ascii="Times New Roman" w:hAnsi="Times New Roman" w:eastAsia="Malgun Gothic"/>
+          <w:b w:val="0"/>
+          <w:i w:val="0"/>
+          <w:sz w:val="22"/>
+        </w:rPr>
+        <w:t>Дважды. Она оба раза спросила меня, подписала бы я на её месте. Я не нашлась, что ответить.</w:t>
+      </w:r>
+    </w:p>
+    <w:p>
+      <w:pPr>
+        <w:spacing w:before="0" w:after="110" w:line="300" w:lineRule="auto"/>
+      </w:pPr>
+      <w:r>
+        <w:rPr>
+          <w:rFonts w:ascii="Times New Roman" w:hAnsi="Times New Roman" w:eastAsia="Malgun Gothic"/>
+          <w:b/>
+          <w:i w:val="0"/>
+          <w:sz w:val="22"/>
+        </w:rPr>
+        <w:t xml:space="preserve">Лёша: </w:t>
+      </w:r>
+      <w:r>
+        <w:rPr>
+          <w:rFonts w:ascii="Times New Roman" w:hAnsi="Times New Roman" w:eastAsia="Malgun Gothic"/>
+          <w:b w:val="0"/>
+          <w:i w:val="0"/>
+          <w:sz w:val="22"/>
+        </w:rPr>
         <w:t>А если она потеряет сознание?</w:t>
       </w:r>
     </w:p>
@@ -1153,6 +1710,137 @@
           <w:sz w:val="22"/>
         </w:rPr>
         <w:t>Я написала рапорт ещё вчера. Он лежит у начальника.</w:t>
+      </w:r>
+    </w:p>
+    <w:p>
+      <w:pPr>
+        <w:spacing w:before="0" w:after="110" w:line="300" w:lineRule="auto"/>
+      </w:pPr>
+      <w:r>
+        <w:rPr>
+          <w:rFonts w:ascii="Times New Roman" w:hAnsi="Times New Roman" w:eastAsia="Malgun Gothic"/>
+          <w:b/>
+          <w:i w:val="0"/>
+          <w:sz w:val="22"/>
+        </w:rPr>
+        <w:t xml:space="preserve">Лёша: </w:t>
+      </w:r>
+      <w:r>
+        <w:rPr>
+          <w:rFonts w:ascii="Times New Roman" w:hAnsi="Times New Roman" w:eastAsia="Malgun Gothic"/>
+          <w:b w:val="0"/>
+          <w:i w:val="0"/>
+          <w:sz w:val="22"/>
+        </w:rPr>
+        <w:t>Можно получить копию?</w:t>
+      </w:r>
+    </w:p>
+    <w:p>
+      <w:pPr>
+        <w:spacing w:before="0" w:after="110" w:line="300" w:lineRule="auto"/>
+      </w:pPr>
+      <w:r>
+        <w:rPr>
+          <w:rFonts w:ascii="Times New Roman" w:hAnsi="Times New Roman" w:eastAsia="Malgun Gothic"/>
+          <w:b/>
+          <w:i w:val="0"/>
+          <w:sz w:val="22"/>
+        </w:rPr>
+        <w:t xml:space="preserve">Сидорова: </w:t>
+      </w:r>
+      <w:r>
+        <w:rPr>
+          <w:rFonts w:ascii="Times New Roman" w:hAnsi="Times New Roman" w:eastAsia="Malgun Gothic"/>
+          <w:b w:val="0"/>
+          <w:i/>
+          <w:color w:val="555555"/>
+          <w:sz w:val="22"/>
+        </w:rPr>
+        <w:t>(после паузы)</w:t>
+      </w:r>
+      <w:r>
+        <w:rPr>
+          <w:rFonts w:ascii="Times New Roman" w:hAnsi="Times New Roman" w:eastAsia="Malgun Gothic"/>
+          <w:b w:val="0"/>
+          <w:i w:val="0"/>
+          <w:sz w:val="22"/>
+        </w:rPr>
+        <w:t xml:space="preserve"> Официально — нет. </w:t>
+      </w:r>
+      <w:r>
+        <w:rPr>
+          <w:rFonts w:ascii="Times New Roman" w:hAnsi="Times New Roman" w:eastAsia="Malgun Gothic"/>
+          <w:b w:val="0"/>
+          <w:i/>
+          <w:color w:val="555555"/>
+          <w:sz w:val="22"/>
+        </w:rPr>
+        <w:t>(достаёт из ящика лист, кладёт на край стола и отворачивается к окну)</w:t>
+      </w:r>
+      <w:r>
+        <w:rPr>
+          <w:rFonts w:ascii="Times New Roman" w:hAnsi="Times New Roman" w:eastAsia="Malgun Gothic"/>
+          <w:b w:val="0"/>
+          <w:i w:val="0"/>
+          <w:sz w:val="22"/>
+        </w:rPr>
+        <w:t xml:space="preserve"> Мне пора на обход.</w:t>
+      </w:r>
+    </w:p>
+    <w:p>
+      <w:pPr>
+        <w:spacing w:before="0" w:after="110" w:line="300" w:lineRule="auto"/>
+      </w:pPr>
+      <w:r>
+        <w:rPr>
+          <w:rFonts w:ascii="Times New Roman" w:hAnsi="Times New Roman" w:eastAsia="Malgun Gothic"/>
+          <w:b/>
+          <w:i w:val="0"/>
+          <w:sz w:val="22"/>
+        </w:rPr>
+        <w:t xml:space="preserve">Лёша: </w:t>
+      </w:r>
+      <w:r>
+        <w:rPr>
+          <w:rFonts w:ascii="Times New Roman" w:hAnsi="Times New Roman" w:eastAsia="Malgun Gothic"/>
+          <w:b w:val="0"/>
+          <w:i/>
+          <w:color w:val="555555"/>
+          <w:sz w:val="22"/>
+        </w:rPr>
+        <w:t>(забирая лист)</w:t>
+      </w:r>
+      <w:r>
+        <w:rPr>
+          <w:rFonts w:ascii="Times New Roman" w:hAnsi="Times New Roman" w:eastAsia="Malgun Gothic"/>
+          <w:b w:val="0"/>
+          <w:i w:val="0"/>
+          <w:sz w:val="22"/>
+        </w:rPr>
+        <w:t xml:space="preserve"> Спасибо, Лариса Андреевна. Я не видел, откуда он взялся.</w:t>
+      </w:r>
+    </w:p>
+    <w:p>
+      <w:pPr>
+        <w:spacing w:before="0" w:after="110" w:line="300" w:lineRule="auto"/>
+      </w:pPr>
+      <w:r>
+        <w:rPr>
+          <w:rFonts w:ascii="Times New Roman" w:hAnsi="Times New Roman" w:eastAsia="Malgun Gothic"/>
+          <w:b/>
+          <w:i w:val="0"/>
+          <w:sz w:val="22"/>
+        </w:rPr>
+        <w:t xml:space="preserve">Сидорова: </w:t>
+      </w:r>
+      <w:r>
+        <w:rPr>
+          <w:rFonts w:ascii="Times New Roman" w:hAnsi="Times New Roman" w:eastAsia="Malgun Gothic"/>
+          <w:b w:val="0"/>
+          <w:i w:val="0"/>
+          <w:sz w:val="22"/>
+        </w:rPr>
+        <w:t>Я тоже.</w:t>
       </w:r>
     </w:p>
     <w:p>
@@ -1168,7 +1856,7 @@
           <w:color w:val="1F3864"/>
           <w:sz w:val="26"/>
         </w:rPr>
-        <w:t>장면 5 — 단식 나흘째, 기자회견</w:t>
+        <w:t>장면 5 — 밤, 콜로니에서 돌아오는 차 안</w:t>
       </w:r>
     </w:p>
     <w:p>
@@ -1182,7 +1870,17 @@
           <w:i w:val="0"/>
           <w:sz w:val="22"/>
         </w:rPr>
-        <w:t xml:space="preserve">Лёша: </w:t>
+        <w:t xml:space="preserve">Катя: </w:t>
+      </w:r>
+      <w:r>
+        <w:rPr>
+          <w:rFonts w:ascii="Times New Roman" w:hAnsi="Times New Roman" w:eastAsia="Malgun Gothic"/>
+          <w:b w:val="0"/>
+          <w:i/>
+          <w:color w:val="555555"/>
+          <w:sz w:val="22"/>
+        </w:rPr>
+        <w:t>(в машине)</w:t>
       </w:r>
       <w:r>
         <w:rPr>
@@ -1191,7 +1889,7 @@
           <w:i w:val="0"/>
           <w:sz w:val="22"/>
         </w:rPr>
-        <w:t>Ольга Нестерова четвёртый день не принимает пищу. Она протестует против того, что закон в этой стране применяется избирательно: для одних он свят, для других — пустой звук, когда мешает интересам крупного бизнеса.</w:t>
+        <w:t xml:space="preserve"> Вы молчите уже сорок минут, Алексей Николаевич.</w:t>
       </w:r>
     </w:p>
     <w:p>
@@ -1205,7 +1903,7 @@
           <w:i w:val="0"/>
           <w:sz w:val="22"/>
         </w:rPr>
-        <w:t xml:space="preserve">Журналист: </w:t>
+        <w:t xml:space="preserve">Лёша: </w:t>
       </w:r>
       <w:r>
         <w:rPr>
@@ -1214,7 +1912,7 @@
           <w:i w:val="0"/>
           <w:sz w:val="22"/>
         </w:rPr>
-        <w:t>Вы связываете это со своей кампанией?</w:t>
+        <w:t>Думаю, Катя. Она сказала — приезжайте с решением. А у меня в руках только копия рапорта, который никто не читает.</w:t>
       </w:r>
     </w:p>
     <w:p>
@@ -1228,7 +1926,7 @@
           <w:i w:val="0"/>
           <w:sz w:val="22"/>
         </w:rPr>
-        <w:t xml:space="preserve">Лёша: </w:t>
+        <w:t xml:space="preserve">Катя: </w:t>
       </w:r>
       <w:r>
         <w:rPr>
@@ -1237,7 +1935,7 @@
           <w:i w:val="0"/>
           <w:sz w:val="22"/>
         </w:rPr>
-        <w:t>Я связываю это с простой истиной: если мы хотим страну, где закон что-то значит для всех, мы не можем закрывать глаза на то, что происходит с Ольгой Викторовной. Неважно, кто кандидат в президенты, а кто нет.</w:t>
+        <w:t>Это уже больше, чем было утром. Рапорт — это документ. С ним можно идти в суд.</w:t>
       </w:r>
     </w:p>
     <w:p>
@@ -1251,7 +1949,7 @@
           <w:i w:val="0"/>
           <w:sz w:val="22"/>
         </w:rPr>
-        <w:t xml:space="preserve">Журналист: </w:t>
+        <w:t xml:space="preserve">Лёша: </w:t>
       </w:r>
       <w:r>
         <w:rPr>
@@ -1260,7 +1958,7 @@
           <w:i w:val="0"/>
           <w:sz w:val="22"/>
         </w:rPr>
-        <w:t>Но вы же понимаете, что именно ваш визит сделал голодовку главной новостью?</w:t>
+        <w:t>Она всегда была сильнее нас всех. Помните её последнее слово на суде? Что человека можно запереть, а мысль — нет.</w:t>
       </w:r>
     </w:p>
     <w:p>
@@ -1274,7 +1972,7 @@
           <w:i w:val="0"/>
           <w:sz w:val="22"/>
         </w:rPr>
-        <w:t xml:space="preserve">Лёша: </w:t>
+        <w:t xml:space="preserve">Катя: </w:t>
       </w:r>
       <w:r>
         <w:rPr>
@@ -1283,7 +1981,76 @@
           <w:i w:val="0"/>
           <w:sz w:val="22"/>
         </w:rPr>
-        <w:t>Понимаю. И если бы новость можно было сделать главной без моего визита, я бы с радостью остался в штабе. Ольга Викторовна просила об одном: говорить не о ней, а о Тайболе. Поэтому говорю о Тайболе. Решение суда, возобновившее разработку, вынесено без участия общины, чьи земли там находятся. Это нарушение, и мы будем его обжаловать.</w:t>
+        <w:t>Помню. Весь зал тогда встал, хотя судья стучала молотком.</w:t>
+      </w:r>
+    </w:p>
+    <w:p>
+      <w:pPr>
+        <w:spacing w:before="0" w:after="110" w:line="300" w:lineRule="auto"/>
+      </w:pPr>
+      <w:r>
+        <w:rPr>
+          <w:rFonts w:ascii="Times New Roman" w:hAnsi="Times New Roman" w:eastAsia="Malgun Gothic"/>
+          <w:b/>
+          <w:i w:val="0"/>
+          <w:sz w:val="22"/>
+        </w:rPr>
+        <w:t xml:space="preserve">Лёша: </w:t>
+      </w:r>
+      <w:r>
+        <w:rPr>
+          <w:rFonts w:ascii="Times New Roman" w:hAnsi="Times New Roman" w:eastAsia="Malgun Gothic"/>
+          <w:b w:val="0"/>
+          <w:i w:val="0"/>
+          <w:sz w:val="22"/>
+        </w:rPr>
+        <w:t>Мысль они запереть не смогли. Поэтому теперь ждут, пока она сама замолчит — от голода.</w:t>
+      </w:r>
+    </w:p>
+    <w:p>
+      <w:pPr>
+        <w:spacing w:before="0" w:after="110" w:line="300" w:lineRule="auto"/>
+      </w:pPr>
+      <w:r>
+        <w:rPr>
+          <w:rFonts w:ascii="Times New Roman" w:hAnsi="Times New Roman" w:eastAsia="Malgun Gothic"/>
+          <w:b/>
+          <w:i w:val="0"/>
+          <w:sz w:val="22"/>
+        </w:rPr>
+        <w:t xml:space="preserve">Катя: </w:t>
+      </w:r>
+      <w:r>
+        <w:rPr>
+          <w:rFonts w:ascii="Times New Roman" w:hAnsi="Times New Roman" w:eastAsia="Malgun Gothic"/>
+          <w:b w:val="0"/>
+          <w:i w:val="0"/>
+          <w:sz w:val="22"/>
+        </w:rPr>
+        <w:t>Значит, будем объяснять статью закона тем, кто сидит выше кабины. Завтра утром пресс-конференция. Что говорим?</w:t>
+      </w:r>
+    </w:p>
+    <w:p>
+      <w:pPr>
+        <w:spacing w:before="0" w:after="110" w:line="300" w:lineRule="auto"/>
+      </w:pPr>
+      <w:r>
+        <w:rPr>
+          <w:rFonts w:ascii="Times New Roman" w:hAnsi="Times New Roman" w:eastAsia="Malgun Gothic"/>
+          <w:b/>
+          <w:i w:val="0"/>
+          <w:sz w:val="22"/>
+        </w:rPr>
+        <w:t xml:space="preserve">Лёша: </w:t>
+      </w:r>
+      <w:r>
+        <w:rPr>
+          <w:rFonts w:ascii="Times New Roman" w:hAnsi="Times New Roman" w:eastAsia="Malgun Gothic"/>
+          <w:b w:val="0"/>
+          <w:i w:val="0"/>
+          <w:sz w:val="22"/>
+        </w:rPr>
+        <w:t>Говорим о Тайболе. Она просила.</w:t>
       </w:r>
     </w:p>
     <w:p>
@@ -1299,7 +2066,7 @@
           <w:color w:val="1F3864"/>
           <w:sz w:val="26"/>
         </w:rPr>
-        <w:t>장면 6 — 같은 날, 외신 인터뷰</w:t>
+        <w:t>장면 6 — 단식 나흘째, 기자회견</w:t>
       </w:r>
     </w:p>
     <w:p>
@@ -1313,7 +2080,7 @@
           <w:i w:val="0"/>
           <w:sz w:val="22"/>
         </w:rPr>
-        <w:t xml:space="preserve">Мюллер: </w:t>
+        <w:t xml:space="preserve">Лёша: </w:t>
       </w:r>
       <w:r>
         <w:rPr>
@@ -1322,7 +2089,7 @@
           <w:i w:val="0"/>
           <w:sz w:val="22"/>
         </w:rPr>
-        <w:t>Господин Орлов, международное сообщество снова обращает внимание на дело Нестеровой. Ожидаете ли вы реакции европейских институтов?</w:t>
+        <w:t>Ольга Нестерова четвёртый день не принимает пищу. Она протестует против того, что закон в этой стране применяется избирательно: для одних он свят, для других — пустой звук, когда мешает интересам крупного бизнеса.</w:t>
       </w:r>
     </w:p>
     <w:p>
@@ -1336,7 +2103,7 @@
           <w:i w:val="0"/>
           <w:sz w:val="22"/>
         </w:rPr>
-        <w:t xml:space="preserve">Лёша: </w:t>
+        <w:t xml:space="preserve">Журналист: </w:t>
       </w:r>
       <w:r>
         <w:rPr>
@@ -1345,7 +2112,7 @@
           <w:i w:val="0"/>
           <w:sz w:val="22"/>
         </w:rPr>
-        <w:t>Уже есть заявления нескольких правозащитных организаций. Надеюсь на большее — на прямое давление по дипломатическим каналам.</w:t>
+        <w:t>Вы связываете это со своей кампанией?</w:t>
       </w:r>
     </w:p>
     <w:p>
@@ -1359,7 +2126,7 @@
           <w:i w:val="0"/>
           <w:sz w:val="22"/>
         </w:rPr>
-        <w:t xml:space="preserve">Мюллер: </w:t>
+        <w:t xml:space="preserve">Лёша: </w:t>
       </w:r>
       <w:r>
         <w:rPr>
@@ -1368,7 +2135,7 @@
           <w:i w:val="0"/>
           <w:sz w:val="22"/>
         </w:rPr>
-        <w:t>Некоторые критики говорят, что вы используете её голодовку в предвыборных целях.</w:t>
+        <w:t>Я связываю это с простой истиной: если мы хотим страну, где закон что-то значит для всех, мы не можем закрывать глаза на то, что происходит с Ольгой Викторовной. Неважно, кто кандидат в президенты, а кто нет.</w:t>
       </w:r>
     </w:p>
     <w:p>
@@ -1382,17 +2149,7 @@
           <w:i w:val="0"/>
           <w:sz w:val="22"/>
         </w:rPr>
-        <w:t xml:space="preserve">Лёша: </w:t>
-      </w:r>
-      <w:r>
-        <w:rPr>
-          <w:rFonts w:ascii="Times New Roman" w:hAnsi="Times New Roman" w:eastAsia="Malgun Gothic"/>
-          <w:b w:val="0"/>
-          <w:i/>
-          <w:color w:val="555555"/>
-          <w:sz w:val="22"/>
-        </w:rPr>
-        <w:t>(жёстко)</w:t>
+        <w:t xml:space="preserve">Журналист: </w:t>
       </w:r>
       <w:r>
         <w:rPr>
@@ -1401,7 +2158,7 @@
           <w:i w:val="0"/>
           <w:sz w:val="22"/>
         </w:rPr>
-        <w:t xml:space="preserve"> Пусть говорят. Я знал Ольгу Викторовну задолго до того, как решил куда-либо баллотироваться. Она защищала Тайболу, когда я ещё был стажёром в провинциальной конторе. Если кто-то видит в моей заботе только политику — это говорит больше о них, чем обо мне.</w:t>
+        <w:t>Штаб действующей власти заявил, что заключённая Нестерова получает всю необходимую медицинскую помощь.</w:t>
       </w:r>
     </w:p>
     <w:p>
@@ -1415,7 +2172,7 @@
           <w:i w:val="0"/>
           <w:sz w:val="22"/>
         </w:rPr>
-        <w:t xml:space="preserve">Мюллер: </w:t>
+        <w:t xml:space="preserve">Лёша: </w:t>
       </w:r>
       <w:r>
         <w:rPr>
@@ -1424,7 +2181,7 @@
           <w:i w:val="0"/>
           <w:sz w:val="22"/>
         </w:rPr>
-        <w:t>А если она умрёт — это не станет лучшим аргументом вашей кампании?</w:t>
+        <w:t>Тогда пусть покажут медицинскую карту. Всю, с первого дня голодовки. Если всё в порядке, им нечего бояться.</w:t>
       </w:r>
     </w:p>
     <w:p>
@@ -1438,17 +2195,7 @@
           <w:i w:val="0"/>
           <w:sz w:val="22"/>
         </w:rPr>
-        <w:t xml:space="preserve">Лёша: </w:t>
-      </w:r>
-      <w:r>
-        <w:rPr>
-          <w:rFonts w:ascii="Times New Roman" w:hAnsi="Times New Roman" w:eastAsia="Malgun Gothic"/>
-          <w:b w:val="0"/>
-          <w:i/>
-          <w:color w:val="555555"/>
-          <w:sz w:val="22"/>
-        </w:rPr>
-        <w:t>(долгая пауза)</w:t>
+        <w:t xml:space="preserve">Журналист: </w:t>
       </w:r>
       <w:r>
         <w:rPr>
@@ -1457,7 +2204,76 @@
           <w:i w:val="0"/>
           <w:sz w:val="22"/>
         </w:rPr>
-        <w:t xml:space="preserve"> Госпожа Мюллер, я вам этого вопроса не прощу. Но отвечу. Если она умрёт, это станет обвинением против всех нас. И против меня тоже — за то, что не успел.</w:t>
+        <w:t>Но вы же понимаете, что именно ваш визит сделал голодовку главной новостью?</w:t>
+      </w:r>
+    </w:p>
+    <w:p>
+      <w:pPr>
+        <w:spacing w:before="0" w:after="110" w:line="300" w:lineRule="auto"/>
+      </w:pPr>
+      <w:r>
+        <w:rPr>
+          <w:rFonts w:ascii="Times New Roman" w:hAnsi="Times New Roman" w:eastAsia="Malgun Gothic"/>
+          <w:b/>
+          <w:i w:val="0"/>
+          <w:sz w:val="22"/>
+        </w:rPr>
+        <w:t xml:space="preserve">Лёша: </w:t>
+      </w:r>
+      <w:r>
+        <w:rPr>
+          <w:rFonts w:ascii="Times New Roman" w:hAnsi="Times New Roman" w:eastAsia="Malgun Gothic"/>
+          <w:b w:val="0"/>
+          <w:i w:val="0"/>
+          <w:sz w:val="22"/>
+        </w:rPr>
+        <w:t>Понимаю. И если бы новость можно было сделать главной без моего визита, я бы с радостью остался в штабе. Ольга Викторовна просила об одном: говорить не о ней, а о Тайболе. Поэтому говорю о Тайболе. Решение суда, возобновившее разработку, вынесено без участия общины, чьи земли там находятся. Это нарушение, и мы будем его обжаловать.</w:t>
+      </w:r>
+    </w:p>
+    <w:p>
+      <w:pPr>
+        <w:spacing w:before="0" w:after="110" w:line="300" w:lineRule="auto"/>
+      </w:pPr>
+      <w:r>
+        <w:rPr>
+          <w:rFonts w:ascii="Times New Roman" w:hAnsi="Times New Roman" w:eastAsia="Malgun Gothic"/>
+          <w:b/>
+          <w:i w:val="0"/>
+          <w:sz w:val="22"/>
+        </w:rPr>
+        <w:t xml:space="preserve">Журналист: </w:t>
+      </w:r>
+      <w:r>
+        <w:rPr>
+          <w:rFonts w:ascii="Times New Roman" w:hAnsi="Times New Roman" w:eastAsia="Malgun Gothic"/>
+          <w:b w:val="0"/>
+          <w:i w:val="0"/>
+          <w:sz w:val="22"/>
+        </w:rPr>
+        <w:t>А если суд откажет в пересмотре?</w:t>
+      </w:r>
+    </w:p>
+    <w:p>
+      <w:pPr>
+        <w:spacing w:before="0" w:after="110" w:line="300" w:lineRule="auto"/>
+      </w:pPr>
+      <w:r>
+        <w:rPr>
+          <w:rFonts w:ascii="Times New Roman" w:hAnsi="Times New Roman" w:eastAsia="Malgun Gothic"/>
+          <w:b/>
+          <w:i w:val="0"/>
+          <w:sz w:val="22"/>
+        </w:rPr>
+        <w:t xml:space="preserve">Лёша: </w:t>
+      </w:r>
+      <w:r>
+        <w:rPr>
+          <w:rFonts w:ascii="Times New Roman" w:hAnsi="Times New Roman" w:eastAsia="Malgun Gothic"/>
+          <w:b w:val="0"/>
+          <w:i w:val="0"/>
+          <w:sz w:val="22"/>
+        </w:rPr>
+        <w:t>Тогда мы обжалуем отказ. А потом обжалуем следующий. Ольга Викторовна двадцать лет судится за эту землю. Она научила нас, что у закона бывает очень длинное дыхание. Главное — дожить до его конца.</w:t>
       </w:r>
     </w:p>
     <w:p>
@@ -1473,7 +2289,7 @@
           <w:color w:val="1F3864"/>
           <w:sz w:val="26"/>
         </w:rPr>
-        <w:t>장면 7 — 단식 닷새째, 미하일과의 통화</w:t>
+        <w:t>장면 7 — 같은 날, 외신 인터뷰</w:t>
       </w:r>
     </w:p>
     <w:p>
@@ -1487,7 +2303,122 @@
           <w:i w:val="0"/>
           <w:sz w:val="22"/>
         </w:rPr>
-        <w:t xml:space="preserve">Михаил: </w:t>
+        <w:t xml:space="preserve">Мюллер: </w:t>
+      </w:r>
+      <w:r>
+        <w:rPr>
+          <w:rFonts w:ascii="Times New Roman" w:hAnsi="Times New Roman" w:eastAsia="Malgun Gothic"/>
+          <w:b w:val="0"/>
+          <w:i w:val="0"/>
+          <w:sz w:val="22"/>
+        </w:rPr>
+        <w:t>Господин Орлов, международное сообщество снова обращает внимание на дело Нестеровой. Ожидаете ли вы реакции европейских институтов?</w:t>
+      </w:r>
+    </w:p>
+    <w:p>
+      <w:pPr>
+        <w:spacing w:before="0" w:after="110" w:line="300" w:lineRule="auto"/>
+      </w:pPr>
+      <w:r>
+        <w:rPr>
+          <w:rFonts w:ascii="Times New Roman" w:hAnsi="Times New Roman" w:eastAsia="Malgun Gothic"/>
+          <w:b/>
+          <w:i w:val="0"/>
+          <w:sz w:val="22"/>
+        </w:rPr>
+        <w:t xml:space="preserve">Лёша: </w:t>
+      </w:r>
+      <w:r>
+        <w:rPr>
+          <w:rFonts w:ascii="Times New Roman" w:hAnsi="Times New Roman" w:eastAsia="Malgun Gothic"/>
+          <w:b w:val="0"/>
+          <w:i w:val="0"/>
+          <w:sz w:val="22"/>
+        </w:rPr>
+        <w:t>Уже есть заявления нескольких правозащитных организаций. Надеюсь на большее — на прямое давление по дипломатическим каналам.</w:t>
+      </w:r>
+    </w:p>
+    <w:p>
+      <w:pPr>
+        <w:spacing w:before="0" w:after="110" w:line="300" w:lineRule="auto"/>
+      </w:pPr>
+      <w:r>
+        <w:rPr>
+          <w:rFonts w:ascii="Times New Roman" w:hAnsi="Times New Roman" w:eastAsia="Malgun Gothic"/>
+          <w:b/>
+          <w:i w:val="0"/>
+          <w:sz w:val="22"/>
+        </w:rPr>
+        <w:t xml:space="preserve">Мюллер: </w:t>
+      </w:r>
+      <w:r>
+        <w:rPr>
+          <w:rFonts w:ascii="Times New Roman" w:hAnsi="Times New Roman" w:eastAsia="Malgun Gothic"/>
+          <w:b w:val="0"/>
+          <w:i w:val="0"/>
+          <w:sz w:val="22"/>
+        </w:rPr>
+        <w:t>Я пишу о Нестеровой уже много лет, господин Орлов. Поэтому спрашиваю не для себя. Мои читатели хотят понять, почему старая женщина должна умирать от голода, чтобы её услышали.</w:t>
+      </w:r>
+    </w:p>
+    <w:p>
+      <w:pPr>
+        <w:spacing w:before="0" w:after="110" w:line="300" w:lineRule="auto"/>
+      </w:pPr>
+      <w:r>
+        <w:rPr>
+          <w:rFonts w:ascii="Times New Roman" w:hAnsi="Times New Roman" w:eastAsia="Malgun Gothic"/>
+          <w:b/>
+          <w:i w:val="0"/>
+          <w:sz w:val="22"/>
+        </w:rPr>
+        <w:t xml:space="preserve">Лёша: </w:t>
+      </w:r>
+      <w:r>
+        <w:rPr>
+          <w:rFonts w:ascii="Times New Roman" w:hAnsi="Times New Roman" w:eastAsia="Malgun Gothic"/>
+          <w:b w:val="0"/>
+          <w:i w:val="0"/>
+          <w:sz w:val="22"/>
+        </w:rPr>
+        <w:t>Потому что всё остальное она уже пробовала. Суды, письма, дорогу. Голод — это последнее слово человека, у которого отняли все остальные.</w:t>
+      </w:r>
+    </w:p>
+    <w:p>
+      <w:pPr>
+        <w:spacing w:before="0" w:after="110" w:line="300" w:lineRule="auto"/>
+      </w:pPr>
+      <w:r>
+        <w:rPr>
+          <w:rFonts w:ascii="Times New Roman" w:hAnsi="Times New Roman" w:eastAsia="Malgun Gothic"/>
+          <w:b/>
+          <w:i w:val="0"/>
+          <w:sz w:val="22"/>
+        </w:rPr>
+        <w:t xml:space="preserve">Мюллер: </w:t>
+      </w:r>
+      <w:r>
+        <w:rPr>
+          <w:rFonts w:ascii="Times New Roman" w:hAnsi="Times New Roman" w:eastAsia="Malgun Gothic"/>
+          <w:b w:val="0"/>
+          <w:i w:val="0"/>
+          <w:sz w:val="22"/>
+        </w:rPr>
+        <w:t>Некоторые критики говорят, что вы используете её голодовку в предвыборных целях.</w:t>
+      </w:r>
+    </w:p>
+    <w:p>
+      <w:pPr>
+        <w:spacing w:before="0" w:after="110" w:line="300" w:lineRule="auto"/>
+      </w:pPr>
+      <w:r>
+        <w:rPr>
+          <w:rFonts w:ascii="Times New Roman" w:hAnsi="Times New Roman" w:eastAsia="Malgun Gothic"/>
+          <w:b/>
+          <w:i w:val="0"/>
+          <w:sz w:val="22"/>
+        </w:rPr>
+        <w:t xml:space="preserve">Лёша: </w:t>
       </w:r>
       <w:r>
         <w:rPr>
@@ -1497,7 +2428,7 @@
           <w:color w:val="555555"/>
           <w:sz w:val="22"/>
         </w:rPr>
-        <w:t>(по телефону)</w:t>
+        <w:t>(жёстко)</w:t>
       </w:r>
       <w:r>
         <w:rPr>
@@ -1506,7 +2437,7 @@
           <w:i w:val="0"/>
           <w:sz w:val="22"/>
         </w:rPr>
-        <w:t xml:space="preserve"> Алексей Николаевич, техника «Литвиновметалла» снова у границ посёлка. Люди в отчаянии, не знают, выходить ли снова на дорогу, как тогда.</w:t>
+        <w:t xml:space="preserve"> Пусть говорят. Я знал Ольгу Викторовну задолго до того, как решил куда-либо баллотироваться. Она защищала Тайболу, когда я ещё был стажёром в провинциальной конторе. Если кто-то видит в моей заботе только политику — это говорит больше о них, чем обо мне.</w:t>
       </w:r>
     </w:p>
     <w:p>
@@ -1520,7 +2451,7 @@
           <w:i w:val="0"/>
           <w:sz w:val="22"/>
         </w:rPr>
-        <w:t xml:space="preserve">Лёша: </w:t>
+        <w:t xml:space="preserve">Мюллер: </w:t>
       </w:r>
       <w:r>
         <w:rPr>
@@ -1529,7 +2460,7 @@
           <w:i w:val="0"/>
           <w:sz w:val="22"/>
         </w:rPr>
-        <w:t>Михаил Егорович, не выходите пока. Я направляю юристов и буду добиваться приостановки работ через суд, ссылаясь на незакрытое дело.</w:t>
+        <w:t>А если она умрёт — это не станет лучшим аргументом вашей кампании?</w:t>
       </w:r>
     </w:p>
     <w:p>
@@ -1543,145 +2474,7 @@
           <w:i w:val="0"/>
           <w:sz w:val="22"/>
         </w:rPr>
-        <w:t xml:space="preserve">Михаил: </w:t>
-      </w:r>
-      <w:r>
-        <w:rPr>
-          <w:rFonts w:ascii="Times New Roman" w:hAnsi="Times New Roman" w:eastAsia="Malgun Gothic"/>
-          <w:b w:val="0"/>
-          <w:i w:val="0"/>
-          <w:sz w:val="22"/>
-        </w:rPr>
-        <w:t>В прошлый раз суд тоже был на нашей стороне. А техника всё равно пришла.</w:t>
-      </w:r>
-    </w:p>
-    <w:p>
-      <w:pPr>
-        <w:spacing w:before="0" w:after="110" w:line="300" w:lineRule="auto"/>
-      </w:pPr>
-      <w:r>
-        <w:rPr>
-          <w:rFonts w:ascii="Times New Roman" w:hAnsi="Times New Roman" w:eastAsia="Malgun Gothic"/>
-          <w:b/>
-          <w:i w:val="0"/>
-          <w:sz w:val="22"/>
-        </w:rPr>
         <w:t xml:space="preserve">Лёша: </w:t>
-      </w:r>
-      <w:r>
-        <w:rPr>
-          <w:rFonts w:ascii="Times New Roman" w:hAnsi="Times New Roman" w:eastAsia="Malgun Gothic"/>
-          <w:b w:val="0"/>
-          <w:i w:val="0"/>
-          <w:sz w:val="22"/>
-        </w:rPr>
-        <w:t>Знаю. Поэтому на этот раз рядом с юристами будут журналисты. И не только наши.</w:t>
-      </w:r>
-    </w:p>
-    <w:p>
-      <w:pPr>
-        <w:spacing w:before="0" w:after="110" w:line="300" w:lineRule="auto"/>
-      </w:pPr>
-      <w:r>
-        <w:rPr>
-          <w:rFonts w:ascii="Times New Roman" w:hAnsi="Times New Roman" w:eastAsia="Malgun Gothic"/>
-          <w:b/>
-          <w:i w:val="0"/>
-          <w:sz w:val="22"/>
-        </w:rPr>
-        <w:t xml:space="preserve">Михаил: </w:t>
-      </w:r>
-      <w:r>
-        <w:rPr>
-          <w:rFonts w:ascii="Times New Roman" w:hAnsi="Times New Roman" w:eastAsia="Malgun Gothic"/>
-          <w:b w:val="0"/>
-          <w:i w:val="0"/>
-          <w:sz w:val="22"/>
-        </w:rPr>
-        <w:t>А Ольга Викторовна? Как она?</w:t>
-      </w:r>
-    </w:p>
-    <w:p>
-      <w:pPr>
-        <w:spacing w:before="0" w:after="110" w:line="300" w:lineRule="auto"/>
-      </w:pPr>
-      <w:r>
-        <w:rPr>
-          <w:rFonts w:ascii="Times New Roman" w:hAnsi="Times New Roman" w:eastAsia="Malgun Gothic"/>
-          <w:b/>
-          <w:i w:val="0"/>
-          <w:sz w:val="22"/>
-        </w:rPr>
-        <w:t xml:space="preserve">Лёша: </w:t>
-      </w:r>
-      <w:r>
-        <w:rPr>
-          <w:rFonts w:ascii="Times New Roman" w:hAnsi="Times New Roman" w:eastAsia="Malgun Gothic"/>
-          <w:b w:val="0"/>
-          <w:i w:val="0"/>
-          <w:sz w:val="22"/>
-        </w:rPr>
-        <w:t>Держится. Но с каждым днём тяжелее.</w:t>
-      </w:r>
-    </w:p>
-    <w:p>
-      <w:pPr>
-        <w:spacing w:before="0" w:after="110" w:line="300" w:lineRule="auto"/>
-      </w:pPr>
-      <w:r>
-        <w:rPr>
-          <w:rFonts w:ascii="Times New Roman" w:hAnsi="Times New Roman" w:eastAsia="Malgun Gothic"/>
-          <w:b/>
-          <w:i w:val="0"/>
-          <w:sz w:val="22"/>
-        </w:rPr>
-        <w:t xml:space="preserve">Михаил: </w:t>
-      </w:r>
-      <w:r>
-        <w:rPr>
-          <w:rFonts w:ascii="Times New Roman" w:hAnsi="Times New Roman" w:eastAsia="Malgun Gothic"/>
-          <w:b w:val="0"/>
-          <w:i w:val="0"/>
-          <w:sz w:val="22"/>
-        </w:rPr>
-        <w:t>Скажите ей… скажите, что Тайбола её не забыла. Что мы все молимся, кто как умеет. Старики — по-своему, молодые — в церкви в районе.</w:t>
-      </w:r>
-    </w:p>
-    <w:p>
-      <w:pPr>
-        <w:spacing w:before="0" w:after="110" w:line="300" w:lineRule="auto"/>
-      </w:pPr>
-      <w:r>
-        <w:rPr>
-          <w:rFonts w:ascii="Times New Roman" w:hAnsi="Times New Roman" w:eastAsia="Malgun Gothic"/>
-          <w:b/>
-          <w:i w:val="0"/>
-          <w:sz w:val="22"/>
-        </w:rPr>
-        <w:t xml:space="preserve">Лёша: </w:t>
-      </w:r>
-      <w:r>
-        <w:rPr>
-          <w:rFonts w:ascii="Times New Roman" w:hAnsi="Times New Roman" w:eastAsia="Malgun Gothic"/>
-          <w:b w:val="0"/>
-          <w:i w:val="0"/>
-          <w:sz w:val="22"/>
-        </w:rPr>
-        <w:t>Передам. Она просила вас об одном: не превращать её в икону. Держаться за землю, а не за неё.</w:t>
-      </w:r>
-    </w:p>
-    <w:p>
-      <w:pPr>
-        <w:spacing w:before="0" w:after="110" w:line="300" w:lineRule="auto"/>
-      </w:pPr>
-      <w:r>
-        <w:rPr>
-          <w:rFonts w:ascii="Times New Roman" w:hAnsi="Times New Roman" w:eastAsia="Malgun Gothic"/>
-          <w:b/>
-          <w:i w:val="0"/>
-          <w:sz w:val="22"/>
-        </w:rPr>
-        <w:t xml:space="preserve">Михаил: </w:t>
       </w:r>
       <w:r>
         <w:rPr>
@@ -1691,7 +2484,7 @@
           <w:color w:val="555555"/>
           <w:sz w:val="22"/>
         </w:rPr>
-        <w:t>(сквозь горький смех)</w:t>
+        <w:t>(долгая пауза)</w:t>
       </w:r>
       <w:r>
         <w:rPr>
@@ -1700,7 +2493,40 @@
           <w:i w:val="0"/>
           <w:sz w:val="22"/>
         </w:rPr>
-        <w:t xml:space="preserve"> Это на неё похоже. Даже из тюрьмы командует.</w:t>
+        <w:t xml:space="preserve"> Госпожа Мюллер, я вам этого вопроса не прощу. Но отвечу. Если она умрёт, это станет обвинением против всех нас. И против меня тоже — за то, что не успел.</w:t>
+      </w:r>
+    </w:p>
+    <w:p>
+      <w:pPr>
+        <w:spacing w:before="0" w:after="110" w:line="300" w:lineRule="auto"/>
+      </w:pPr>
+      <w:r>
+        <w:rPr>
+          <w:rFonts w:ascii="Times New Roman" w:hAnsi="Times New Roman" w:eastAsia="Malgun Gothic"/>
+          <w:b/>
+          <w:i w:val="0"/>
+          <w:sz w:val="22"/>
+        </w:rPr>
+        <w:t xml:space="preserve">Мюллер: </w:t>
+      </w:r>
+      <w:r>
+        <w:rPr>
+          <w:rFonts w:ascii="Times New Roman" w:hAnsi="Times New Roman" w:eastAsia="Malgun Gothic"/>
+          <w:b w:val="0"/>
+          <w:i/>
+          <w:color w:val="555555"/>
+          <w:sz w:val="22"/>
+        </w:rPr>
+        <w:t>(после паузы, тише, без камеры)</w:t>
+      </w:r>
+      <w:r>
+        <w:rPr>
+          <w:rFonts w:ascii="Times New Roman" w:hAnsi="Times New Roman" w:eastAsia="Malgun Gothic"/>
+          <w:b w:val="0"/>
+          <w:i w:val="0"/>
+          <w:sz w:val="22"/>
+        </w:rPr>
+        <w:t xml:space="preserve"> Простите. Этот вопрос мне велел задать редактор. Сама я надеюсь, что вы успеете.</w:t>
       </w:r>
     </w:p>
     <w:p>
@@ -1716,7 +2542,7 @@
           <w:color w:val="1F3864"/>
           <w:sz w:val="26"/>
         </w:rPr>
-        <w:t>장면 8 — 단식 엿새째 밤, 본부</w:t>
+        <w:t>장면 8 — 단식 닷새째, 미하일과의 통화</w:t>
       </w:r>
     </w:p>
     <w:p>
@@ -1730,30 +2556,7 @@
           <w:i w:val="0"/>
           <w:sz w:val="22"/>
         </w:rPr>
-        <w:t xml:space="preserve">Катя: </w:t>
-      </w:r>
-      <w:r>
-        <w:rPr>
-          <w:rFonts w:ascii="Times New Roman" w:hAnsi="Times New Roman" w:eastAsia="Malgun Gothic"/>
-          <w:b w:val="0"/>
-          <w:i w:val="0"/>
-          <w:sz w:val="22"/>
-        </w:rPr>
-        <w:t>Алексей Николаевич, шестой день голодовки. Врачи говорят, что при её возрасте и сердце критическая точка — десять-двенадцать дней.</w:t>
-      </w:r>
-    </w:p>
-    <w:p>
-      <w:pPr>
-        <w:spacing w:before="0" w:after="110" w:line="300" w:lineRule="auto"/>
-      </w:pPr>
-      <w:r>
-        <w:rPr>
-          <w:rFonts w:ascii="Times New Roman" w:hAnsi="Times New Roman" w:eastAsia="Malgun Gothic"/>
-          <w:b/>
-          <w:i w:val="0"/>
-          <w:sz w:val="22"/>
-        </w:rPr>
-        <w:t xml:space="preserve">Лёша: </w:t>
+        <w:t xml:space="preserve">Михаил: </w:t>
       </w:r>
       <w:r>
         <w:rPr>
@@ -1763,7 +2566,7 @@
           <w:color w:val="555555"/>
           <w:sz w:val="22"/>
         </w:rPr>
-        <w:t>(напряжённо)</w:t>
+        <w:t>(по телефону)</w:t>
       </w:r>
       <w:r>
         <w:rPr>
@@ -1772,7 +2575,7 @@
           <w:i w:val="0"/>
           <w:sz w:val="22"/>
         </w:rPr>
-        <w:t xml:space="preserve"> Значит, у нас максимум неделя, чтобы добиться пересмотра или хотя бы перевода в гражданскую больницу.</w:t>
+        <w:t xml:space="preserve"> Алексей Николаевич, техника «Литвиновметалла» снова у границ посёлка. Люди в отчаянии, не знают, выходить ли снова на дорогу, как тогда.</w:t>
       </w:r>
     </w:p>
     <w:p>
@@ -1786,7 +2589,7 @@
           <w:i w:val="0"/>
           <w:sz w:val="22"/>
         </w:rPr>
-        <w:t xml:space="preserve">Катя: </w:t>
+        <w:t xml:space="preserve">Лёша: </w:t>
       </w:r>
       <w:r>
         <w:rPr>
@@ -1795,7 +2598,7 @@
           <w:i w:val="0"/>
           <w:sz w:val="22"/>
         </w:rPr>
-        <w:t>Юристы подали экстренное ходатайство. Ответ ожидается через два дня.</w:t>
+        <w:t>Михаил Егорович, не выходите пока. Я направляю юристов и буду добиваться приостановки работ через суд, ссылаясь на незакрытое дело.</w:t>
       </w:r>
     </w:p>
     <w:p>
@@ -1809,7 +2612,7 @@
           <w:i w:val="0"/>
           <w:sz w:val="22"/>
         </w:rPr>
-        <w:t xml:space="preserve">Лёша: </w:t>
+        <w:t xml:space="preserve">Михаил: </w:t>
       </w:r>
       <w:r>
         <w:rPr>
@@ -1818,7 +2621,7 @@
           <w:i w:val="0"/>
           <w:sz w:val="22"/>
         </w:rPr>
-        <w:t>Два дня — это долго, когда счёт идёт на часы.</w:t>
+        <w:t>В прошлый раз суд тоже был на нашей стороне. А техника всё равно пришла.</w:t>
       </w:r>
     </w:p>
     <w:p>
@@ -1832,7 +2635,7 @@
           <w:i w:val="0"/>
           <w:sz w:val="22"/>
         </w:rPr>
-        <w:t xml:space="preserve">Гребенщиков: </w:t>
+        <w:t xml:space="preserve">Лёша: </w:t>
       </w:r>
       <w:r>
         <w:rPr>
@@ -1841,76 +2644,7 @@
           <w:i w:val="0"/>
           <w:sz w:val="22"/>
         </w:rPr>
-        <w:t>У нас и так людей на юридической работе не хватает. Половина юристов сидит на кампании, половина — на жалобах из регионов.</w:t>
-      </w:r>
-    </w:p>
-    <w:p>
-      <w:pPr>
-        <w:spacing w:before="0" w:after="110" w:line="300" w:lineRule="auto"/>
-      </w:pPr>
-      <w:r>
-        <w:rPr>
-          <w:rFonts w:ascii="Times New Roman" w:hAnsi="Times New Roman" w:eastAsia="Malgun Gothic"/>
-          <w:b/>
-          <w:i w:val="0"/>
-          <w:sz w:val="22"/>
-        </w:rPr>
-        <w:t xml:space="preserve">Катя: </w:t>
-      </w:r>
-      <w:r>
-        <w:rPr>
-          <w:rFonts w:ascii="Times New Roman" w:hAnsi="Times New Roman" w:eastAsia="Malgun Gothic"/>
-          <w:b w:val="0"/>
-          <w:i w:val="0"/>
-          <w:sz w:val="22"/>
-        </w:rPr>
-        <w:t>Добровольцев много, но юристов среди них почти нет. Денис говорит, завтра придёт студентка с юрфака, которая якобы знает дело Нестеровой наизусть.</w:t>
-      </w:r>
-    </w:p>
-    <w:p>
-      <w:pPr>
-        <w:spacing w:before="0" w:after="110" w:line="300" w:lineRule="auto"/>
-      </w:pPr>
-      <w:r>
-        <w:rPr>
-          <w:rFonts w:ascii="Times New Roman" w:hAnsi="Times New Roman" w:eastAsia="Malgun Gothic"/>
-          <w:b/>
-          <w:i w:val="0"/>
-          <w:sz w:val="22"/>
-        </w:rPr>
-        <w:t xml:space="preserve">Лёша: </w:t>
-      </w:r>
-      <w:r>
-        <w:rPr>
-          <w:rFonts w:ascii="Times New Roman" w:hAnsi="Times New Roman" w:eastAsia="Malgun Gothic"/>
-          <w:b w:val="0"/>
-          <w:i w:val="0"/>
-          <w:sz w:val="22"/>
-        </w:rPr>
-        <w:t>Пусть приходит. Сейчас нам пригодится любой, кто умеет читать документы внимательнее, чем мы.</w:t>
-      </w:r>
-    </w:p>
-    <w:p>
-      <w:pPr>
-        <w:spacing w:before="0" w:after="110" w:line="300" w:lineRule="auto"/>
-      </w:pPr>
-      <w:r>
-        <w:rPr>
-          <w:rFonts w:ascii="Times New Roman" w:hAnsi="Times New Roman" w:eastAsia="Malgun Gothic"/>
-          <w:b/>
-          <w:i w:val="0"/>
-          <w:sz w:val="22"/>
-        </w:rPr>
-        <w:t xml:space="preserve">Катя: </w:t>
-      </w:r>
-      <w:r>
-        <w:rPr>
-          <w:rFonts w:ascii="Times New Roman" w:hAnsi="Times New Roman" w:eastAsia="Malgun Gothic"/>
-          <w:b w:val="0"/>
-          <w:i w:val="0"/>
-          <w:sz w:val="22"/>
-        </w:rPr>
-        <w:t>Делаем всё возможное.</w:t>
+        <w:t>Знаю. Поэтому на этот раз рядом с юристами будут журналисты. И не только наши.</w:t>
       </w:r>
     </w:p>
     <w:p>
@@ -1934,7 +2668,7 @@
           <w:color w:val="555555"/>
           <w:sz w:val="22"/>
         </w:rPr>
-        <w:t>(себе, тихо, глядя в окно)</w:t>
+        <w:t>(после паузы)</w:t>
       </w:r>
       <w:r>
         <w:rPr>
@@ -1943,7 +2677,247 @@
           <w:i w:val="0"/>
           <w:sz w:val="22"/>
         </w:rPr>
-        <w:t xml:space="preserve"> Держитесь, Ольга Викторовна. Пожалуйста, держитесь.</w:t>
+        <w:t xml:space="preserve"> Сколько машин?</w:t>
+      </w:r>
+    </w:p>
+    <w:p>
+      <w:pPr>
+        <w:spacing w:before="0" w:after="110" w:line="300" w:lineRule="auto"/>
+      </w:pPr>
+      <w:r>
+        <w:rPr>
+          <w:rFonts w:ascii="Times New Roman" w:hAnsi="Times New Roman" w:eastAsia="Malgun Gothic"/>
+          <w:b/>
+          <w:i w:val="0"/>
+          <w:sz w:val="22"/>
+        </w:rPr>
+        <w:t xml:space="preserve">Михаил: </w:t>
+      </w:r>
+      <w:r>
+        <w:rPr>
+          <w:rFonts w:ascii="Times New Roman" w:hAnsi="Times New Roman" w:eastAsia="Malgun Gothic"/>
+          <w:b w:val="0"/>
+          <w:i w:val="0"/>
+          <w:sz w:val="22"/>
+        </w:rPr>
+        <w:t>Шесть. Два экскаватора, остальное — самосвалы. Стоят у старого моста, дальше пока не идут. Будто ждут чего-то.</w:t>
+      </w:r>
+    </w:p>
+    <w:p>
+      <w:pPr>
+        <w:spacing w:before="0" w:after="110" w:line="300" w:lineRule="auto"/>
+      </w:pPr>
+      <w:r>
+        <w:rPr>
+          <w:rFonts w:ascii="Times New Roman" w:hAnsi="Times New Roman" w:eastAsia="Malgun Gothic"/>
+          <w:b/>
+          <w:i w:val="0"/>
+          <w:sz w:val="22"/>
+        </w:rPr>
+        <w:t xml:space="preserve">Лёша: </w:t>
+      </w:r>
+      <w:r>
+        <w:rPr>
+          <w:rFonts w:ascii="Times New Roman" w:hAnsi="Times New Roman" w:eastAsia="Malgun Gothic"/>
+          <w:b w:val="0"/>
+          <w:i w:val="0"/>
+          <w:sz w:val="22"/>
+        </w:rPr>
+        <w:t>Ждут, чем кончится голодовка. Им выгоднее, чтобы ничем.</w:t>
+      </w:r>
+    </w:p>
+    <w:p>
+      <w:pPr>
+        <w:spacing w:before="0" w:after="110" w:line="300" w:lineRule="auto"/>
+      </w:pPr>
+      <w:r>
+        <w:rPr>
+          <w:rFonts w:ascii="Times New Roman" w:hAnsi="Times New Roman" w:eastAsia="Malgun Gothic"/>
+          <w:b/>
+          <w:i w:val="0"/>
+          <w:sz w:val="22"/>
+        </w:rPr>
+        <w:t xml:space="preserve">Михаил: </w:t>
+      </w:r>
+      <w:r>
+        <w:rPr>
+          <w:rFonts w:ascii="Times New Roman" w:hAnsi="Times New Roman" w:eastAsia="Malgun Gothic"/>
+          <w:b w:val="0"/>
+          <w:i w:val="0"/>
+          <w:sz w:val="22"/>
+        </w:rPr>
+        <w:t>А Ольга Викторовна? Как она?</w:t>
+      </w:r>
+    </w:p>
+    <w:p>
+      <w:pPr>
+        <w:spacing w:before="0" w:after="110" w:line="300" w:lineRule="auto"/>
+      </w:pPr>
+      <w:r>
+        <w:rPr>
+          <w:rFonts w:ascii="Times New Roman" w:hAnsi="Times New Roman" w:eastAsia="Malgun Gothic"/>
+          <w:b/>
+          <w:i w:val="0"/>
+          <w:sz w:val="22"/>
+        </w:rPr>
+        <w:t xml:space="preserve">Лёша: </w:t>
+      </w:r>
+      <w:r>
+        <w:rPr>
+          <w:rFonts w:ascii="Times New Roman" w:hAnsi="Times New Roman" w:eastAsia="Malgun Gothic"/>
+          <w:b w:val="0"/>
+          <w:i w:val="0"/>
+          <w:sz w:val="22"/>
+        </w:rPr>
+        <w:t>Держится. Но с каждым днём тяжелее.</w:t>
+      </w:r>
+    </w:p>
+    <w:p>
+      <w:pPr>
+        <w:spacing w:before="0" w:after="110" w:line="300" w:lineRule="auto"/>
+      </w:pPr>
+      <w:r>
+        <w:rPr>
+          <w:rFonts w:ascii="Times New Roman" w:hAnsi="Times New Roman" w:eastAsia="Malgun Gothic"/>
+          <w:b/>
+          <w:i w:val="0"/>
+          <w:sz w:val="22"/>
+        </w:rPr>
+        <w:t xml:space="preserve">Михаил: </w:t>
+      </w:r>
+      <w:r>
+        <w:rPr>
+          <w:rFonts w:ascii="Times New Roman" w:hAnsi="Times New Roman" w:eastAsia="Malgun Gothic"/>
+          <w:b w:val="0"/>
+          <w:i w:val="0"/>
+          <w:sz w:val="22"/>
+        </w:rPr>
+        <w:t>Скажите ей… скажите, что Тайбола её не забыла. Что мы все молимся, кто как умеет. Старики — по-своему, молодые — в церкви в районе.</w:t>
+      </w:r>
+    </w:p>
+    <w:p>
+      <w:pPr>
+        <w:spacing w:before="0" w:after="110" w:line="300" w:lineRule="auto"/>
+      </w:pPr>
+      <w:r>
+        <w:rPr>
+          <w:rFonts w:ascii="Times New Roman" w:hAnsi="Times New Roman" w:eastAsia="Malgun Gothic"/>
+          <w:b/>
+          <w:i w:val="0"/>
+          <w:sz w:val="22"/>
+        </w:rPr>
+        <w:t xml:space="preserve">Лёша: </w:t>
+      </w:r>
+      <w:r>
+        <w:rPr>
+          <w:rFonts w:ascii="Times New Roman" w:hAnsi="Times New Roman" w:eastAsia="Malgun Gothic"/>
+          <w:b w:val="0"/>
+          <w:i w:val="0"/>
+          <w:sz w:val="22"/>
+        </w:rPr>
+        <w:t>Передам. Она просила вас об одном: не превращать её в икону. Держаться за землю, а не за неё.</w:t>
+      </w:r>
+    </w:p>
+    <w:p>
+      <w:pPr>
+        <w:spacing w:before="0" w:after="110" w:line="300" w:lineRule="auto"/>
+      </w:pPr>
+      <w:r>
+        <w:rPr>
+          <w:rFonts w:ascii="Times New Roman" w:hAnsi="Times New Roman" w:eastAsia="Malgun Gothic"/>
+          <w:b/>
+          <w:i w:val="0"/>
+          <w:sz w:val="22"/>
+        </w:rPr>
+        <w:t xml:space="preserve">Михаил: </w:t>
+      </w:r>
+      <w:r>
+        <w:rPr>
+          <w:rFonts w:ascii="Times New Roman" w:hAnsi="Times New Roman" w:eastAsia="Malgun Gothic"/>
+          <w:b w:val="0"/>
+          <w:i/>
+          <w:color w:val="555555"/>
+          <w:sz w:val="22"/>
+        </w:rPr>
+        <w:t>(сквозь горький смех)</w:t>
+      </w:r>
+      <w:r>
+        <w:rPr>
+          <w:rFonts w:ascii="Times New Roman" w:hAnsi="Times New Roman" w:eastAsia="Malgun Gothic"/>
+          <w:b w:val="0"/>
+          <w:i w:val="0"/>
+          <w:sz w:val="22"/>
+        </w:rPr>
+        <w:t xml:space="preserve"> Это на неё похоже. Даже из тюрьмы командует.</w:t>
+      </w:r>
+    </w:p>
+    <w:p>
+      <w:pPr>
+        <w:spacing w:before="0" w:after="110" w:line="300" w:lineRule="auto"/>
+      </w:pPr>
+      <w:r>
+        <w:rPr>
+          <w:rFonts w:ascii="Times New Roman" w:hAnsi="Times New Roman" w:eastAsia="Malgun Gothic"/>
+          <w:b/>
+          <w:i w:val="0"/>
+          <w:sz w:val="22"/>
+        </w:rPr>
+        <w:t xml:space="preserve">Лёша: </w:t>
+      </w:r>
+      <w:r>
+        <w:rPr>
+          <w:rFonts w:ascii="Times New Roman" w:hAnsi="Times New Roman" w:eastAsia="Malgun Gothic"/>
+          <w:b w:val="0"/>
+          <w:i w:val="0"/>
+          <w:sz w:val="22"/>
+        </w:rPr>
+        <w:t>Командует. И, как всегда, правильно.</w:t>
+      </w:r>
+    </w:p>
+    <w:p>
+      <w:pPr>
+        <w:spacing w:before="0" w:after="110" w:line="300" w:lineRule="auto"/>
+      </w:pPr>
+      <w:r>
+        <w:rPr>
+          <w:rFonts w:ascii="Times New Roman" w:hAnsi="Times New Roman" w:eastAsia="Malgun Gothic"/>
+          <w:b/>
+          <w:i w:val="0"/>
+          <w:sz w:val="22"/>
+        </w:rPr>
+        <w:t xml:space="preserve">Михаил: </w:t>
+      </w:r>
+      <w:r>
+        <w:rPr>
+          <w:rFonts w:ascii="Times New Roman" w:hAnsi="Times New Roman" w:eastAsia="Malgun Gothic"/>
+          <w:b w:val="0"/>
+          <w:i w:val="0"/>
+          <w:sz w:val="22"/>
+        </w:rPr>
+        <w:t>Знаете, Алексей Николаевич, мы терпим. Работаем, судимся, ждём. А изнашивается почему-то не их техника, а наши люди.</w:t>
+      </w:r>
+    </w:p>
+    <w:p>
+      <w:pPr>
+        <w:spacing w:before="0" w:after="110" w:line="300" w:lineRule="auto"/>
+      </w:pPr>
+      <w:r>
+        <w:rPr>
+          <w:rFonts w:ascii="Times New Roman" w:hAnsi="Times New Roman" w:eastAsia="Malgun Gothic"/>
+          <w:b/>
+          <w:i w:val="0"/>
+          <w:sz w:val="22"/>
+        </w:rPr>
+        <w:t xml:space="preserve">Лёша: </w:t>
+      </w:r>
+      <w:r>
+        <w:rPr>
+          <w:rFonts w:ascii="Times New Roman" w:hAnsi="Times New Roman" w:eastAsia="Malgun Gothic"/>
+          <w:b w:val="0"/>
+          <w:i w:val="0"/>
+          <w:sz w:val="22"/>
+        </w:rPr>
+        <w:t>Износится и техника, Михаил Егорович. Только надо, чтобы это случилось раньше, чем кончатся силы у Ольги Викторовны.</w:t>
       </w:r>
     </w:p>
     <w:p>
@@ -1959,12 +2933,12 @@
           <w:color w:val="1F3864"/>
           <w:sz w:val="26"/>
         </w:rPr>
-        <w:t>핵심 문학 인용</w:t>
+        <w:t>장면 9 — 단식 엿새째 밤, 본부</w:t>
       </w:r>
     </w:p>
     <w:p>
       <w:pPr>
-        <w:spacing w:before="0" w:after="120"/>
+        <w:spacing w:before="0" w:after="110" w:line="300" w:lineRule="auto"/>
       </w:pPr>
       <w:r>
         <w:rPr>
@@ -1973,7 +2947,7 @@
           <w:i w:val="0"/>
           <w:sz w:val="22"/>
         </w:rPr>
-        <w:t>Антон Чехов, письмо А. С. Лазареву-Грузинскому (1 ноября 1889 г.): «Нельзя ставить на сцене заряженное ружьё, если никто не имеет в виду выстрелить из него»</w:t>
+        <w:t xml:space="preserve">Катя: </w:t>
       </w:r>
       <w:r>
         <w:rPr>
@@ -1982,12 +2956,12 @@
           <w:i w:val="0"/>
           <w:sz w:val="22"/>
         </w:rPr>
-        <w:t xml:space="preserve"> — 이른바 "체호프의 총" 원칙의 원전 표현. 올가가 면회 유리 너머에서 "내 삶이 그 총이라면 쓸모 있게 쏘이게 하라"며 쓰고, 12화 장면 9에서 료샤가 이 말을 회수한다 (장면 3).</w:t>
+        <w:t>Алексей Николаевич, шестой день голодовки. Врачи говорят, что при её возрасте и сердце критическая точка — десять-двенадцать дней.</w:t>
       </w:r>
     </w:p>
     <w:p>
       <w:pPr>
-        <w:spacing w:before="0" w:after="120"/>
+        <w:spacing w:before="0" w:after="110" w:line="300" w:lineRule="auto"/>
       </w:pPr>
       <w:r>
         <w:rPr>
@@ -1996,7 +2970,17 @@
           <w:i w:val="0"/>
           <w:sz w:val="22"/>
         </w:rPr>
-        <w:t>Анна Ахматова, «Реквием» (эпиграф, 1961): «Я была тогда с моим народом, / Там, где мой народ, к несчастью, был»</w:t>
+        <w:t xml:space="preserve">Лёша: </w:t>
+      </w:r>
+      <w:r>
+        <w:rPr>
+          <w:rFonts w:ascii="Times New Roman" w:hAnsi="Times New Roman" w:eastAsia="Malgun Gothic"/>
+          <w:b w:val="0"/>
+          <w:i/>
+          <w:color w:val="555555"/>
+          <w:sz w:val="22"/>
+        </w:rPr>
+        <w:t>(напряжённо)</w:t>
       </w:r>
       <w:r>
         <w:rPr>
@@ -2005,7 +2989,365 @@
           <w:i w:val="0"/>
           <w:sz w:val="22"/>
         </w:rPr>
-        <w:t xml:space="preserve"> — 감옥 앞 줄에 섰던 경험을 쓴 연작의 제사. 올가가 옥중에서 다시 읽은 구절로, 자신이 이제 "그 줄의 안쪽"에 있다며 타이볼라 사람들 곁에 있고 싶다는 뜻으로 인용한다 (장면 3).</w:t>
+        <w:t xml:space="preserve"> Значит, у нас максимум неделя, чтобы добиться пересмотра или хотя бы перевода в гражданскую больницу.</w:t>
+      </w:r>
+    </w:p>
+    <w:p>
+      <w:pPr>
+        <w:spacing w:before="0" w:after="110" w:line="300" w:lineRule="auto"/>
+      </w:pPr>
+      <w:r>
+        <w:rPr>
+          <w:rFonts w:ascii="Times New Roman" w:hAnsi="Times New Roman" w:eastAsia="Malgun Gothic"/>
+          <w:b/>
+          <w:i w:val="0"/>
+          <w:sz w:val="22"/>
+        </w:rPr>
+        <w:t xml:space="preserve">Катя: </w:t>
+      </w:r>
+      <w:r>
+        <w:rPr>
+          <w:rFonts w:ascii="Times New Roman" w:hAnsi="Times New Roman" w:eastAsia="Malgun Gothic"/>
+          <w:b w:val="0"/>
+          <w:i w:val="0"/>
+          <w:sz w:val="22"/>
+        </w:rPr>
+        <w:t>Юристы подали экстренное ходатайство. Ответ ожидается через два дня.</w:t>
+      </w:r>
+    </w:p>
+    <w:p>
+      <w:pPr>
+        <w:spacing w:before="0" w:after="110" w:line="300" w:lineRule="auto"/>
+      </w:pPr>
+      <w:r>
+        <w:rPr>
+          <w:rFonts w:ascii="Times New Roman" w:hAnsi="Times New Roman" w:eastAsia="Malgun Gothic"/>
+          <w:b/>
+          <w:i w:val="0"/>
+          <w:sz w:val="22"/>
+        </w:rPr>
+        <w:t xml:space="preserve">Лёша: </w:t>
+      </w:r>
+      <w:r>
+        <w:rPr>
+          <w:rFonts w:ascii="Times New Roman" w:hAnsi="Times New Roman" w:eastAsia="Malgun Gothic"/>
+          <w:b w:val="0"/>
+          <w:i w:val="0"/>
+          <w:sz w:val="22"/>
+        </w:rPr>
+        <w:t>Два дня — это долго, когда счёт идёт на часы.</w:t>
+      </w:r>
+    </w:p>
+    <w:p>
+      <w:pPr>
+        <w:spacing w:before="0" w:after="110" w:line="300" w:lineRule="auto"/>
+      </w:pPr>
+      <w:r>
+        <w:rPr>
+          <w:rFonts w:ascii="Times New Roman" w:hAnsi="Times New Roman" w:eastAsia="Malgun Gothic"/>
+          <w:b/>
+          <w:i w:val="0"/>
+          <w:sz w:val="22"/>
+        </w:rPr>
+        <w:t xml:space="preserve">Гребенщиков: </w:t>
+      </w:r>
+      <w:r>
+        <w:rPr>
+          <w:rFonts w:ascii="Times New Roman" w:hAnsi="Times New Roman" w:eastAsia="Malgun Gothic"/>
+          <w:b w:val="0"/>
+          <w:i w:val="0"/>
+          <w:sz w:val="22"/>
+        </w:rPr>
+        <w:t>Два дня — если судья не уйдёт на больничный. Судьи в таких делах удивительно часто болеют.</w:t>
+      </w:r>
+    </w:p>
+    <w:p>
+      <w:pPr>
+        <w:spacing w:before="0" w:after="110" w:line="300" w:lineRule="auto"/>
+      </w:pPr>
+      <w:r>
+        <w:rPr>
+          <w:rFonts w:ascii="Times New Roman" w:hAnsi="Times New Roman" w:eastAsia="Malgun Gothic"/>
+          <w:b/>
+          <w:i w:val="0"/>
+          <w:sz w:val="22"/>
+        </w:rPr>
+        <w:t xml:space="preserve">Лёша: </w:t>
+      </w:r>
+      <w:r>
+        <w:rPr>
+          <w:rFonts w:ascii="Times New Roman" w:hAnsi="Times New Roman" w:eastAsia="Malgun Gothic"/>
+          <w:b w:val="0"/>
+          <w:i w:val="0"/>
+          <w:sz w:val="22"/>
+        </w:rPr>
+        <w:t>Тогда пусть Мюллер и все, кто есть, пишут фамилию судьи каждый день. Чтобы ему было неловко болеть.</w:t>
+      </w:r>
+    </w:p>
+    <w:p>
+      <w:pPr>
+        <w:spacing w:before="0" w:after="110" w:line="300" w:lineRule="auto"/>
+      </w:pPr>
+      <w:r>
+        <w:rPr>
+          <w:rFonts w:ascii="Times New Roman" w:hAnsi="Times New Roman" w:eastAsia="Malgun Gothic"/>
+          <w:b/>
+          <w:i w:val="0"/>
+          <w:sz w:val="22"/>
+        </w:rPr>
+        <w:t xml:space="preserve">Гребенщиков: </w:t>
+      </w:r>
+      <w:r>
+        <w:rPr>
+          <w:rFonts w:ascii="Times New Roman" w:hAnsi="Times New Roman" w:eastAsia="Malgun Gothic"/>
+          <w:b w:val="0"/>
+          <w:i w:val="0"/>
+          <w:sz w:val="22"/>
+        </w:rPr>
+        <w:t>У нас и так людей на юридической работе не хватает. Половина юристов сидит на кампании, половина — на жалобах из регионов.</w:t>
+      </w:r>
+    </w:p>
+    <w:p>
+      <w:pPr>
+        <w:spacing w:before="0" w:after="110" w:line="300" w:lineRule="auto"/>
+      </w:pPr>
+      <w:r>
+        <w:rPr>
+          <w:rFonts w:ascii="Times New Roman" w:hAnsi="Times New Roman" w:eastAsia="Malgun Gothic"/>
+          <w:b/>
+          <w:i w:val="0"/>
+          <w:sz w:val="22"/>
+        </w:rPr>
+        <w:t xml:space="preserve">Катя: </w:t>
+      </w:r>
+      <w:r>
+        <w:rPr>
+          <w:rFonts w:ascii="Times New Roman" w:hAnsi="Times New Roman" w:eastAsia="Malgun Gothic"/>
+          <w:b w:val="0"/>
+          <w:i w:val="0"/>
+          <w:sz w:val="22"/>
+        </w:rPr>
+        <w:t>Добровольцев много, но юристов среди них почти нет. Денис говорит, завтра придёт студентка с юрфака, которая якобы знает дело Нестеровой наизусть.</w:t>
+      </w:r>
+    </w:p>
+    <w:p>
+      <w:pPr>
+        <w:spacing w:before="0" w:after="110" w:line="300" w:lineRule="auto"/>
+      </w:pPr>
+      <w:r>
+        <w:rPr>
+          <w:rFonts w:ascii="Times New Roman" w:hAnsi="Times New Roman" w:eastAsia="Malgun Gothic"/>
+          <w:b/>
+          <w:i w:val="0"/>
+          <w:sz w:val="22"/>
+        </w:rPr>
+        <w:t xml:space="preserve">Лёша: </w:t>
+      </w:r>
+      <w:r>
+        <w:rPr>
+          <w:rFonts w:ascii="Times New Roman" w:hAnsi="Times New Roman" w:eastAsia="Malgun Gothic"/>
+          <w:b w:val="0"/>
+          <w:i w:val="0"/>
+          <w:sz w:val="22"/>
+        </w:rPr>
+        <w:t>Пусть приходит. Сейчас нам пригодится любой, кто умеет читать документы внимательнее, чем мы.</w:t>
+      </w:r>
+    </w:p>
+    <w:p>
+      <w:pPr>
+        <w:spacing w:before="0" w:after="110" w:line="300" w:lineRule="auto"/>
+      </w:pPr>
+      <w:r>
+        <w:rPr>
+          <w:rFonts w:ascii="Times New Roman" w:hAnsi="Times New Roman" w:eastAsia="Malgun Gothic"/>
+          <w:b/>
+          <w:i w:val="0"/>
+          <w:sz w:val="22"/>
+        </w:rPr>
+        <w:t xml:space="preserve">Гребенщиков: </w:t>
+      </w:r>
+      <w:r>
+        <w:rPr>
+          <w:rFonts w:ascii="Times New Roman" w:hAnsi="Times New Roman" w:eastAsia="Malgun Gothic"/>
+          <w:b w:val="0"/>
+          <w:i w:val="0"/>
+          <w:sz w:val="22"/>
+        </w:rPr>
+        <w:t>Студентка с юрфака против колонии и конвойной службы. Звучит как начало анекдота.</w:t>
+      </w:r>
+    </w:p>
+    <w:p>
+      <w:pPr>
+        <w:spacing w:before="0" w:after="110" w:line="300" w:lineRule="auto"/>
+      </w:pPr>
+      <w:r>
+        <w:rPr>
+          <w:rFonts w:ascii="Times New Roman" w:hAnsi="Times New Roman" w:eastAsia="Malgun Gothic"/>
+          <w:b/>
+          <w:i w:val="0"/>
+          <w:sz w:val="22"/>
+        </w:rPr>
+        <w:t xml:space="preserve">Катя: </w:t>
+      </w:r>
+      <w:r>
+        <w:rPr>
+          <w:rFonts w:ascii="Times New Roman" w:hAnsi="Times New Roman" w:eastAsia="Malgun Gothic"/>
+          <w:b w:val="0"/>
+          <w:i w:val="0"/>
+          <w:sz w:val="22"/>
+        </w:rPr>
+        <w:t>Вы тоже когда-то были началом анекдота, Анатолий Викторович. «Приходит политтехнолог в штаб провинциального адвоката…»</w:t>
+      </w:r>
+    </w:p>
+    <w:p>
+      <w:pPr>
+        <w:spacing w:before="0" w:after="110" w:line="300" w:lineRule="auto"/>
+      </w:pPr>
+      <w:r>
+        <w:rPr>
+          <w:rFonts w:ascii="Times New Roman" w:hAnsi="Times New Roman" w:eastAsia="Malgun Gothic"/>
+          <w:b/>
+          <w:i w:val="0"/>
+          <w:sz w:val="22"/>
+        </w:rPr>
+        <w:t xml:space="preserve">Гребенщиков: </w:t>
+      </w:r>
+      <w:r>
+        <w:rPr>
+          <w:rFonts w:ascii="Times New Roman" w:hAnsi="Times New Roman" w:eastAsia="Malgun Gothic"/>
+          <w:b w:val="0"/>
+          <w:i/>
+          <w:color w:val="555555"/>
+          <w:sz w:val="22"/>
+        </w:rPr>
+        <w:t>(усмехается)</w:t>
+      </w:r>
+      <w:r>
+        <w:rPr>
+          <w:rFonts w:ascii="Times New Roman" w:hAnsi="Times New Roman" w:eastAsia="Malgun Gothic"/>
+          <w:b w:val="0"/>
+          <w:i w:val="0"/>
+          <w:sz w:val="22"/>
+        </w:rPr>
+        <w:t xml:space="preserve"> Вот именно поэтому я и не смеюсь.</w:t>
+      </w:r>
+    </w:p>
+    <w:p>
+      <w:pPr>
+        <w:spacing w:before="0" w:after="110" w:line="300" w:lineRule="auto"/>
+      </w:pPr>
+      <w:r>
+        <w:rPr>
+          <w:rFonts w:ascii="Times New Roman" w:hAnsi="Times New Roman" w:eastAsia="Malgun Gothic"/>
+          <w:b/>
+          <w:i w:val="0"/>
+          <w:sz w:val="22"/>
+        </w:rPr>
+        <w:t xml:space="preserve">Катя: </w:t>
+      </w:r>
+      <w:r>
+        <w:rPr>
+          <w:rFonts w:ascii="Times New Roman" w:hAnsi="Times New Roman" w:eastAsia="Malgun Gothic"/>
+          <w:b w:val="0"/>
+          <w:i w:val="0"/>
+          <w:sz w:val="22"/>
+        </w:rPr>
+        <w:t>Делаем всё возможное.</w:t>
+      </w:r>
+    </w:p>
+    <w:p>
+      <w:pPr>
+        <w:spacing w:before="0" w:after="110" w:line="300" w:lineRule="auto"/>
+      </w:pPr>
+      <w:r>
+        <w:rPr>
+          <w:rFonts w:ascii="Times New Roman" w:hAnsi="Times New Roman" w:eastAsia="Malgun Gothic"/>
+          <w:b/>
+          <w:i w:val="0"/>
+          <w:sz w:val="22"/>
+        </w:rPr>
+        <w:t xml:space="preserve">Лёша: </w:t>
+      </w:r>
+      <w:r>
+        <w:rPr>
+          <w:rFonts w:ascii="Times New Roman" w:hAnsi="Times New Roman" w:eastAsia="Malgun Gothic"/>
+          <w:b w:val="0"/>
+          <w:i/>
+          <w:color w:val="555555"/>
+          <w:sz w:val="22"/>
+        </w:rPr>
+        <w:t>(себе, тихо, глядя в окно)</w:t>
+      </w:r>
+      <w:r>
+        <w:rPr>
+          <w:rFonts w:ascii="Times New Roman" w:hAnsi="Times New Roman" w:eastAsia="Malgun Gothic"/>
+          <w:b w:val="0"/>
+          <w:i w:val="0"/>
+          <w:sz w:val="22"/>
+        </w:rPr>
+        <w:t xml:space="preserve"> Держитесь, Ольга Викторовна. Пожалуйста, держитесь.</w:t>
+      </w:r>
+    </w:p>
+    <w:p>
+      <w:pPr>
+        <w:keepNext/>
+        <w:spacing w:before="320" w:after="140"/>
+      </w:pPr>
+      <w:r>
+        <w:rPr>
+          <w:rFonts w:ascii="Times New Roman" w:hAnsi="Times New Roman" w:eastAsia="Malgun Gothic"/>
+          <w:b/>
+          <w:i w:val="0"/>
+          <w:color w:val="1F3864"/>
+          <w:sz w:val="26"/>
+        </w:rPr>
+        <w:t>핵심 문학 인용</w:t>
+      </w:r>
+    </w:p>
+    <w:p>
+      <w:pPr>
+        <w:spacing w:before="0" w:after="120"/>
+      </w:pPr>
+      <w:r>
+        <w:rPr>
+          <w:rFonts w:ascii="Times New Roman" w:hAnsi="Times New Roman" w:eastAsia="Malgun Gothic"/>
+          <w:b/>
+          <w:i w:val="0"/>
+          <w:sz w:val="22"/>
+        </w:rPr>
+        <w:t>Антон Чехов, письмо А. С. Лазареву-Грузинскому (1 ноября 1889 г.): «Нельзя ставить на сцене заряженное ружьё, если никто не имеет в виду выстрелить из него»</w:t>
+      </w:r>
+      <w:r>
+        <w:rPr>
+          <w:rFonts w:ascii="Times New Roman" w:hAnsi="Times New Roman" w:eastAsia="Malgun Gothic"/>
+          <w:b w:val="0"/>
+          <w:i w:val="0"/>
+          <w:sz w:val="22"/>
+        </w:rPr>
+        <w:t xml:space="preserve"> — 이른바 "체호프의 총" 원칙의 원전 표현. 올가가 면회 유리 너머에서 "내 삶이 그 총이라면 쓸모 있게 쏘이게 하라"며 쓰고, 12화 장면 9에서 료샤가 이 말을 회수한다 (장면 3).</w:t>
+      </w:r>
+    </w:p>
+    <w:p>
+      <w:pPr>
+        <w:spacing w:before="0" w:after="120"/>
+      </w:pPr>
+      <w:r>
+        <w:rPr>
+          <w:rFonts w:ascii="Times New Roman" w:hAnsi="Times New Roman" w:eastAsia="Malgun Gothic"/>
+          <w:b/>
+          <w:i w:val="0"/>
+          <w:sz w:val="22"/>
+        </w:rPr>
+        <w:t>Фёдор Тютчев, «Не то, что мните вы, природа…» (1836): «Не то, что мните вы, природа: / Не слепок, не бездушный лик</w:t>
+      </w:r>
+      <w:r>
+        <w:rPr>
+          <w:rFonts w:ascii="Times New Roman" w:hAnsi="Times New Roman" w:eastAsia="Malgun Gothic"/>
+          <w:b w:val="0"/>
+          <w:i w:val="0"/>
+          <w:sz w:val="22"/>
+        </w:rPr>
+        <w:t xml:space="preserve"> — / В ней есть душа, в ней есть свобода, / В ней есть любовь, в ней есть язык» — 자연을 "영혼 없는 주형"으로 보는 이들에게 맞서는 시. 평생 타이볼라를 지켜 온 올가가 콜로니 도서관에서 찾은 이 시를 유리 너머로 읊으며, 리트비노프메탈에게 숲은 "매장량과 톤수"일 뿐이지만 그 땅에는 "그곳에 사는 사람만 알아듣는 언어"가 있다고 말한다 (장면 3).</w:t>
       </w:r>
     </w:p>
     <w:p>

--- a/러시아 인권변호사/4부/4부_2화_올가의_옥중_투쟁.docx
+++ b/러시아 인권변호사/4부/4부_2화_올가의_옥중_투쟁.docx
@@ -36,7 +36,7 @@
           <w:i w:val="0"/>
           <w:sz w:val="22"/>
         </w:rPr>
-        <w:t>올가 빅토로브나 네스테로바(수감 중) / 알렉세이 “료샤” 오를로프 / 카탸 리시나 / 아나톨리 그레벤시코프 / 콜로니 소장 아나톨리 일리치 부르미스트로프(신규) / 교도소 의무관 라리사 안드레예브나 시도로바(신규) / 미하일 예고로비치 촐칸(전화) / 외신기자 클라라 뮐러(재등장) / 기자(신규, 무명)</w:t>
+        <w:t>올가 빅토로브나 네스테로바(수감 중) / 알렉세이 “료샤” 오를로프 / 카탸 리시나 / 아나톨리 그레벤시코프 / 콜로니 소장 표도르 일리치 부르미스트로프(신규) / 교도소 의무관 라리사 안드레예브나 시도로바(신규) / 미하일 예고로비치 촐칸(전화) / 외신기자 클라라 뮐러(재등장) / 기자(신규, 무명)</w:t>
       </w:r>
     </w:p>
     <w:p>
@@ -551,7 +551,7 @@
           <w:i w:val="0"/>
           <w:sz w:val="22"/>
         </w:rPr>
-        <w:t>Анатолий Ильич, когда-то я был адвокатом, который неделями ждал свиданий под этой самой дверью. Я знаю вашу процедуру лучше, чем вы думаете. И знаю, где в ней написано слово «вправе».</w:t>
+        <w:t>Фёдор Ильич, когда-то я был адвокатом, который неделями ждал свиданий под этой самой дверью. Я знаю вашу процедуру лучше, чем вы думаете. И знаю, где в ней написано слово «вправе».</w:t>
       </w:r>
     </w:p>
     <w:p>
@@ -643,7 +643,7 @@
           <w:i w:val="0"/>
           <w:sz w:val="22"/>
         </w:rPr>
-        <w:t>Я вам объясняю, Анатолий Ильич. Угрожать мне нечем, у меня нет ни одной должности в вашей системе. Есть только люди, которые завтра спросят, почему её никто не увидел.</w:t>
+        <w:t>Я вам объясняю, Фёдор Ильич. Угрожать мне нечем, у меня нет ни одной должности в вашей системе. Есть только люди, которые завтра спросят, почему её никто не увидел.</w:t>
       </w:r>
     </w:p>
     <w:p>
@@ -2027,7 +2027,7 @@
           <w:i w:val="0"/>
           <w:sz w:val="22"/>
         </w:rPr>
-        <w:t>Значит, будем объяснять статью закона тем, кто сидит выше кабины. Завтра утром пресс-конференция. Что говорим?</w:t>
+        <w:t>Значит, будем объяснять статью закона тем, кто сидит выше начальника колонии. Завтра утром пресс-конференция. Что говорим?</w:t>
       </w:r>
     </w:p>
     <w:p>
@@ -3324,7 +3324,7 @@
           <w:i w:val="0"/>
           <w:sz w:val="22"/>
         </w:rPr>
-        <w:t xml:space="preserve"> — 이른바 "체호프의 총" 원칙의 원전 표현. 올가가 면회 유리 너머에서 "내 삶이 그 총이라면 쓸모 있게 쏘이게 하라"며 쓰고, 12화 장면 9에서 료샤가 이 말을 회수한다 (장면 3).</w:t>
+        <w:t xml:space="preserve"> — 한국어 해설: 이른바 "체호프의 총" 원칙의 원전 표현. 올가가 면회 유리 너머에서 "내 삶이 그 총이라면 쓸모 있게 쏘이게 하라"며 쓰고, 12화 장면 9에서 료샤가 이 말을 회수한다 (장면 3).</w:t>
       </w:r>
     </w:p>
     <w:p>
@@ -3347,7 +3347,7 @@
           <w:i w:val="0"/>
           <w:sz w:val="22"/>
         </w:rPr>
-        <w:t xml:space="preserve"> — / В ней есть душа, в ней есть свобода, / В ней есть любовь, в ней есть язык» — 자연을 "영혼 없는 주형"으로 보는 이들에게 맞서는 시. 평생 타이볼라를 지켜 온 올가가 콜로니 도서관에서 찾은 이 시를 유리 너머로 읊으며, 리트비노프메탈에게 숲은 "매장량과 톤수"일 뿐이지만 그 땅에는 "그곳에 사는 사람만 알아듣는 언어"가 있다고 말한다 (장면 3).</w:t>
+        <w:t xml:space="preserve"> — / В ней есть душа, в ней есть свобода, / В ней есть любовь, в ней есть язык» — 한국어 해설: 자연을 "영혼 없는 주형"으로 보는 이들에게 맞서는 시. 평생 타이볼라를 지켜 온 올가가 콜로니 도서관에서 찾은 이 시를 유리 너머로 읊으며, 리트비노프메탈에게 숲은 "매장량과 톤수"일 뿐이지만 그 땅에는 "그곳에 사는 사람만 알아듣는 언어"가 있다고 말한다 (장면 3).</w:t>
       </w:r>
     </w:p>
     <w:p>
